--- a/docs/reports/Piano_Crescita_Agosto_Dicembre_2026.docx
+++ b/docs/reports/Piano_Crescita_Agosto_Dicembre_2026.docx
@@ -9772,6 +9772,2571 @@
     </w:p>
     <w:p>
       <w:pPr>
+        <w:pStyle w:val="Heading2"/>
+        <w:spacing w:after="100" w:before="280" w:line="264"/>
+      </w:pPr>
+      <w:r>
+        <w:rPr>
+          <w:rFonts w:ascii="Calibri" w:cs="Calibri" w:eastAsia="Calibri" w:hAnsi="Calibri"/>
+          <w:b/>
+          <w:bCs/>
+          <w:i w:val="false"/>
+          <w:iCs w:val="false"/>
+          <w:color w:val="2E5C8A"/>
+          <w:sz w:val="24"/>
+          <w:szCs w:val="24"/>
+        </w:rPr>
+        <w:t xml:space="preserve">Fee o GMV: quale valore passare a Google</w:t>
+      </w:r>
+    </w:p>
+    <w:p>
+      <w:pPr>
+        <w:spacing w:after="120" w:before="0" w:line="264"/>
+      </w:pPr>
+      <w:r>
+        <w:rPr>
+          <w:rFonts w:ascii="Calibri" w:cs="Calibri" w:eastAsia="Calibri" w:hAnsi="Calibri"/>
+          <w:b w:val="false"/>
+          <w:bCs w:val="false"/>
+          <w:i w:val="false"/>
+          <w:iCs w:val="false"/>
+          <w:color w:val="000000"/>
+          <w:sz w:val="20"/>
+          <w:szCs w:val="20"/>
+        </w:rPr>
+        <w:t xml:space="preserve">Oggi a Google arriva </w:t>
+      </w:r>
+      <w:r>
+        <w:rPr>
+          <w:rFonts w:ascii="Calibri" w:cs="Calibri" w:eastAsia="Calibri" w:hAnsi="Calibri"/>
+          <w:b/>
+          <w:bCs/>
+          <w:i w:val="false"/>
+          <w:iCs w:val="false"/>
+          <w:color w:val="000000"/>
+          <w:sz w:val="20"/>
+          <w:szCs w:val="20"/>
+        </w:rPr>
+        <w:t xml:space="preserve">la fee di Niino, non il prezzo che paga il cliente</w:t>
+      </w:r>
+      <w:r>
+        <w:rPr>
+          <w:rFonts w:ascii="Calibri" w:cs="Calibri" w:eastAsia="Calibri" w:hAnsi="Calibri"/>
+          <w:b w:val="false"/>
+          <w:bCs w:val="false"/>
+          <w:i w:val="false"/>
+          <w:iCs w:val="false"/>
+          <w:color w:val="000000"/>
+          <w:sz w:val="20"/>
+          <w:szCs w:val="20"/>
+        </w:rPr>
+        <w:t xml:space="preserve">. Il valore trasmesso è quindi circa </w:t>
+      </w:r>
+      <w:r>
+        <w:rPr>
+          <w:rFonts w:ascii="Calibri" w:cs="Calibri" w:eastAsia="Calibri" w:hAnsi="Calibri"/>
+          <w:b/>
+          <w:bCs/>
+          <w:i w:val="false"/>
+          <w:iCs w:val="false"/>
+          <w:color w:val="000000"/>
+          <w:sz w:val="20"/>
+          <w:szCs w:val="20"/>
+        </w:rPr>
+        <w:t xml:space="preserve">un nono</w:t>
+      </w:r>
+      <w:r>
+        <w:rPr>
+          <w:rFonts w:ascii="Calibri" w:cs="Calibri" w:eastAsia="Calibri" w:hAnsi="Calibri"/>
+          <w:b w:val="false"/>
+          <w:bCs w:val="false"/>
+          <w:i w:val="false"/>
+          <w:iCs w:val="false"/>
+          <w:color w:val="000000"/>
+          <w:sz w:val="20"/>
+          <w:szCs w:val="20"/>
+        </w:rPr>
+        <w:t xml:space="preserve"> di quello della transazione: € 7.963 di fee contro € 73.383 di GMV netto sui 40 giorni.</w:t>
+      </w:r>
+    </w:p>
+    <w:p>
+      <w:pPr>
+        <w:spacing w:after="120" w:before="0" w:line="264"/>
+      </w:pPr>
+      <w:r>
+        <w:rPr>
+          <w:rFonts w:ascii="Calibri" w:cs="Calibri" w:eastAsia="Calibri" w:hAnsi="Calibri"/>
+          <w:b/>
+          <w:bCs/>
+          <w:i w:val="false"/>
+          <w:iCs w:val="false"/>
+          <w:color w:val="000000"/>
+          <w:sz w:val="20"/>
+          <w:szCs w:val="20"/>
+        </w:rPr>
+        <w:t xml:space="preserve">La configurazione attuale è quella giusta e va mantenuta.</w:t>
+      </w:r>
+      <w:r>
+        <w:rPr>
+          <w:rFonts w:ascii="Calibri" w:cs="Calibri" w:eastAsia="Calibri" w:hAnsi="Calibri"/>
+          <w:b w:val="false"/>
+          <w:bCs w:val="false"/>
+          <w:i w:val="false"/>
+          <w:iCs w:val="false"/>
+          <w:color w:val="000000"/>
+          <w:sz w:val="20"/>
+          <w:szCs w:val="20"/>
+        </w:rPr>
+        <w:t xml:space="preserve"> Le ragioni sono tre, tutte verificabili sui dati dell'account.</w:t>
+      </w:r>
+    </w:p>
+    <w:p>
+      <w:pPr>
+        <w:spacing w:after="120" w:before="0" w:line="264"/>
+      </w:pPr>
+      <w:r>
+        <w:rPr>
+          <w:rFonts w:ascii="Calibri" w:cs="Calibri" w:eastAsia="Calibri" w:hAnsi="Calibri"/>
+          <w:b/>
+          <w:bCs/>
+          <w:i w:val="false"/>
+          <w:iCs w:val="false"/>
+          <w:color w:val="000000"/>
+          <w:sz w:val="20"/>
+          <w:szCs w:val="20"/>
+        </w:rPr>
+        <w:t xml:space="preserve">1. Il take rate non è costante, quindi GMV e fee non sono proporzionali.</w:t>
+      </w:r>
+      <w:r>
+        <w:rPr>
+          <w:rFonts w:ascii="Calibri" w:cs="Calibri" w:eastAsia="Calibri" w:hAnsi="Calibri"/>
+          <w:b w:val="false"/>
+          <w:bCs w:val="false"/>
+          <w:i w:val="false"/>
+          <w:iCs w:val="false"/>
+          <w:color w:val="000000"/>
+          <w:sz w:val="20"/>
+          <w:szCs w:val="20"/>
+        </w:rPr>
+        <w:t xml:space="preserve"> Varia dal 6,8% al 20,0% per campagna — un fattore tre. Dove le due metriche divergono, l'algoritmo che ottimizza sul GMV alloca male:</w:t>
+      </w:r>
+    </w:p>
+    <w:p>
+      <w:pPr>
+        <w:spacing w:after="80"/>
+      </w:pPr>
+      <w:r>
+        <w:rPr>
+          <w:rFonts w:ascii="Calibri" w:cs="Calibri" w:eastAsia="Calibri" w:hAnsi="Calibri"/>
+          <w:b w:val="false"/>
+          <w:bCs w:val="false"/>
+          <w:i w:val="false"/>
+          <w:iCs w:val="false"/>
+          <w:color w:val="000000"/>
+          <w:sz w:val="20"/>
+          <w:szCs w:val="20"/>
+        </w:rPr>
+        <w:t xml:space="preserve"/>
+      </w:r>
+    </w:p>
+    <w:tbl>
+      <w:tblPr>
+        <w:tblW w:type="dxa" w:w="9026"/>
+        <w:tblBorders>
+          <w:top w:val="single" w:color="BFC7D6" w:sz="4"/>
+          <w:left w:val="none" w:color="FFFFFF" w:sz="0"/>
+          <w:bottom w:val="single" w:color="BFC7D6" w:sz="4"/>
+          <w:right w:val="none" w:color="FFFFFF" w:sz="0"/>
+          <w:insideH w:val="single" w:color="D6DCE7" w:sz="2"/>
+          <w:insideV w:val="none" w:color="FFFFFF" w:sz="0"/>
+        </w:tblBorders>
+      </w:tblPr>
+      <w:tblGrid>
+        <w:gridCol w:w="3610"/>
+        <w:gridCol w:w="1354"/>
+        <w:gridCol w:w="1354"/>
+        <w:gridCol w:w="1354"/>
+        <w:gridCol w:w="1354"/>
+      </w:tblGrid>
+      <w:tr>
+        <w:trPr>
+          <w:tblHeader/>
+        </w:trPr>
+        <w:tc>
+          <w:tcPr>
+            <w:tcW w:type="dxa" w:w="3610"/>
+            <w:shd w:fill="1F3864" w:color="auto" w:val="clear"/>
+            <w:tcMar>
+              <w:top w:type="dxa" w:w="70"/>
+              <w:left w:type="dxa" w:w="110"/>
+              <w:bottom w:type="dxa" w:w="70"/>
+              <w:right w:type="dxa" w:w="110"/>
+            </w:tcMar>
+          </w:tcPr>
+          <w:p>
+            <w:pPr>
+              <w:spacing w:after="40" w:before="40" w:line="240"/>
+              <w:jc w:val="left"/>
+            </w:pPr>
+            <w:r>
+              <w:rPr>
+                <w:rFonts w:ascii="Calibri" w:cs="Calibri" w:eastAsia="Calibri" w:hAnsi="Calibri"/>
+                <w:b/>
+                <w:bCs/>
+                <w:i w:val="false"/>
+                <w:iCs w:val="false"/>
+                <w:color w:val="FFFFFF"/>
+                <w:sz w:val="19"/>
+                <w:szCs w:val="19"/>
+              </w:rPr>
+              <w:t xml:space="preserve">Campagna</w:t>
+            </w:r>
+          </w:p>
+        </w:tc>
+        <w:tc>
+          <w:tcPr>
+            <w:tcW w:type="dxa" w:w="1354"/>
+            <w:shd w:fill="1F3864" w:color="auto" w:val="clear"/>
+            <w:tcMar>
+              <w:top w:type="dxa" w:w="70"/>
+              <w:left w:type="dxa" w:w="110"/>
+              <w:bottom w:type="dxa" w:w="70"/>
+              <w:right w:type="dxa" w:w="110"/>
+            </w:tcMar>
+          </w:tcPr>
+          <w:p>
+            <w:pPr>
+              <w:spacing w:after="40" w:before="40" w:line="240"/>
+              <w:jc w:val="right"/>
+            </w:pPr>
+            <w:r>
+              <w:rPr>
+                <w:rFonts w:ascii="Calibri" w:cs="Calibri" w:eastAsia="Calibri" w:hAnsi="Calibri"/>
+                <w:b/>
+                <w:bCs/>
+                <w:i w:val="false"/>
+                <w:iCs w:val="false"/>
+                <w:color w:val="FFFFFF"/>
+                <w:sz w:val="19"/>
+                <w:szCs w:val="19"/>
+              </w:rPr>
+              <w:t xml:space="preserve">Take rate</w:t>
+            </w:r>
+          </w:p>
+        </w:tc>
+        <w:tc>
+          <w:tcPr>
+            <w:tcW w:type="dxa" w:w="1354"/>
+            <w:shd w:fill="1F3864" w:color="auto" w:val="clear"/>
+            <w:tcMar>
+              <w:top w:type="dxa" w:w="70"/>
+              <w:left w:type="dxa" w:w="110"/>
+              <w:bottom w:type="dxa" w:w="70"/>
+              <w:right w:type="dxa" w:w="110"/>
+            </w:tcMar>
+          </w:tcPr>
+          <w:p>
+            <w:pPr>
+              <w:spacing w:after="40" w:before="40" w:line="240"/>
+              <w:jc w:val="right"/>
+            </w:pPr>
+            <w:r>
+              <w:rPr>
+                <w:rFonts w:ascii="Calibri" w:cs="Calibri" w:eastAsia="Calibri" w:hAnsi="Calibri"/>
+                <w:b/>
+                <w:bCs/>
+                <w:i w:val="false"/>
+                <w:iCs w:val="false"/>
+                <w:color w:val="FFFFFF"/>
+                <w:sz w:val="19"/>
+                <w:szCs w:val="19"/>
+              </w:rPr>
+              <w:t xml:space="preserve">ROAS GMV</w:t>
+            </w:r>
+          </w:p>
+        </w:tc>
+        <w:tc>
+          <w:tcPr>
+            <w:tcW w:type="dxa" w:w="1354"/>
+            <w:shd w:fill="1F3864" w:color="auto" w:val="clear"/>
+            <w:tcMar>
+              <w:top w:type="dxa" w:w="70"/>
+              <w:left w:type="dxa" w:w="110"/>
+              <w:bottom w:type="dxa" w:w="70"/>
+              <w:right w:type="dxa" w:w="110"/>
+            </w:tcMar>
+          </w:tcPr>
+          <w:p>
+            <w:pPr>
+              <w:spacing w:after="40" w:before="40" w:line="240"/>
+              <w:jc w:val="right"/>
+            </w:pPr>
+            <w:r>
+              <w:rPr>
+                <w:rFonts w:ascii="Calibri" w:cs="Calibri" w:eastAsia="Calibri" w:hAnsi="Calibri"/>
+                <w:b/>
+                <w:bCs/>
+                <w:i w:val="false"/>
+                <w:iCs w:val="false"/>
+                <w:color w:val="FFFFFF"/>
+                <w:sz w:val="19"/>
+                <w:szCs w:val="19"/>
+              </w:rPr>
+              <w:t xml:space="preserve">ROAS Fee</w:t>
+            </w:r>
+          </w:p>
+        </w:tc>
+        <w:tc>
+          <w:tcPr>
+            <w:tcW w:type="dxa" w:w="1354"/>
+            <w:shd w:fill="1F3864" w:color="auto" w:val="clear"/>
+            <w:tcMar>
+              <w:top w:type="dxa" w:w="70"/>
+              <w:left w:type="dxa" w:w="110"/>
+              <w:bottom w:type="dxa" w:w="70"/>
+              <w:right w:type="dxa" w:w="110"/>
+            </w:tcMar>
+          </w:tcPr>
+          <w:p>
+            <w:pPr>
+              <w:spacing w:after="40" w:before="40" w:line="240"/>
+              <w:jc w:val="right"/>
+            </w:pPr>
+            <w:r>
+              <w:rPr>
+                <w:rFonts w:ascii="Calibri" w:cs="Calibri" w:eastAsia="Calibri" w:hAnsi="Calibri"/>
+                <w:b/>
+                <w:bCs/>
+                <w:i w:val="false"/>
+                <w:iCs w:val="false"/>
+                <w:color w:val="FFFFFF"/>
+                <w:sz w:val="19"/>
+                <w:szCs w:val="19"/>
+              </w:rPr>
+              <w:t xml:space="preserve">Efficienza reale</w:t>
+            </w:r>
+          </w:p>
+        </w:tc>
+      </w:tr>
+      <w:tr>
+        <w:trPr>
+          <w:tblHeader w:val="false"/>
+        </w:trPr>
+        <w:tc>
+          <w:tcPr>
+            <w:tcW w:type="dxa" w:w="3610"/>
+            <w:shd w:fill="FFFFFF" w:color="auto" w:val="clear"/>
+            <w:tcMar>
+              <w:top w:type="dxa" w:w="60"/>
+              <w:left w:type="dxa" w:w="110"/>
+              <w:bottom w:type="dxa" w:w="60"/>
+              <w:right w:type="dxa" w:w="110"/>
+            </w:tcMar>
+          </w:tcPr>
+          <w:p>
+            <w:pPr>
+              <w:spacing w:after="50" w:before="50" w:line="240"/>
+              <w:jc w:val="left"/>
+            </w:pPr>
+            <w:r>
+              <w:rPr>
+                <w:rFonts w:ascii="Calibri" w:cs="Calibri" w:eastAsia="Calibri" w:hAnsi="Calibri"/>
+                <w:b/>
+                <w:bCs/>
+                <w:i w:val="false"/>
+                <w:iCs w:val="false"/>
+                <w:color w:val="000000"/>
+                <w:sz w:val="19"/>
+                <w:szCs w:val="19"/>
+              </w:rPr>
+              <w:t xml:space="preserve">PMAX | ITALIA | AMBULANZA</w:t>
+            </w:r>
+          </w:p>
+        </w:tc>
+        <w:tc>
+          <w:tcPr>
+            <w:tcW w:type="dxa" w:w="1354"/>
+            <w:shd w:fill="FFFFFF" w:color="auto" w:val="clear"/>
+            <w:tcMar>
+              <w:top w:type="dxa" w:w="60"/>
+              <w:left w:type="dxa" w:w="110"/>
+              <w:bottom w:type="dxa" w:w="60"/>
+              <w:right w:type="dxa" w:w="110"/>
+            </w:tcMar>
+          </w:tcPr>
+          <w:p>
+            <w:pPr>
+              <w:spacing w:after="50" w:before="50" w:line="240"/>
+              <w:jc w:val="right"/>
+            </w:pPr>
+            <w:r>
+              <w:rPr>
+                <w:rFonts w:ascii="Calibri" w:cs="Calibri" w:eastAsia="Calibri" w:hAnsi="Calibri"/>
+                <w:b/>
+                <w:bCs/>
+                <w:i w:val="false"/>
+                <w:iCs w:val="false"/>
+                <w:color w:val="C00000"/>
+                <w:sz w:val="19"/>
+                <w:szCs w:val="19"/>
+              </w:rPr>
+              <w:t xml:space="preserve">8,7%</w:t>
+            </w:r>
+          </w:p>
+        </w:tc>
+        <w:tc>
+          <w:tcPr>
+            <w:tcW w:type="dxa" w:w="1354"/>
+            <w:shd w:fill="FFFFFF" w:color="auto" w:val="clear"/>
+            <w:tcMar>
+              <w:top w:type="dxa" w:w="60"/>
+              <w:left w:type="dxa" w:w="110"/>
+              <w:bottom w:type="dxa" w:w="60"/>
+              <w:right w:type="dxa" w:w="110"/>
+            </w:tcMar>
+          </w:tcPr>
+          <w:p>
+            <w:pPr>
+              <w:spacing w:after="50" w:before="50" w:line="240"/>
+              <w:jc w:val="right"/>
+            </w:pPr>
+            <w:r>
+              <w:rPr>
+                <w:rFonts w:ascii="Calibri" w:cs="Calibri" w:eastAsia="Calibri" w:hAnsi="Calibri"/>
+                <w:b/>
+                <w:bCs/>
+                <w:i w:val="false"/>
+                <w:iCs w:val="false"/>
+                <w:color w:val="2E7D32"/>
+                <w:sz w:val="19"/>
+                <w:szCs w:val="19"/>
+              </w:rPr>
+              <w:t xml:space="preserve">14,97×</w:t>
+            </w:r>
+          </w:p>
+        </w:tc>
+        <w:tc>
+          <w:tcPr>
+            <w:tcW w:type="dxa" w:w="1354"/>
+            <w:shd w:fill="FFFFFF" w:color="auto" w:val="clear"/>
+            <w:tcMar>
+              <w:top w:type="dxa" w:w="60"/>
+              <w:left w:type="dxa" w:w="110"/>
+              <w:bottom w:type="dxa" w:w="60"/>
+              <w:right w:type="dxa" w:w="110"/>
+            </w:tcMar>
+          </w:tcPr>
+          <w:p>
+            <w:pPr>
+              <w:spacing w:after="50" w:before="50" w:line="240"/>
+              <w:jc w:val="right"/>
+            </w:pPr>
+            <w:r>
+              <w:rPr>
+                <w:rFonts w:ascii="Calibri" w:cs="Calibri" w:eastAsia="Calibri" w:hAnsi="Calibri"/>
+                <w:b w:val="false"/>
+                <w:bCs w:val="false"/>
+                <w:i w:val="false"/>
+                <w:iCs w:val="false"/>
+                <w:color w:val="000000"/>
+                <w:sz w:val="19"/>
+                <w:szCs w:val="19"/>
+              </w:rPr>
+              <w:t xml:space="preserve">1,30×</w:t>
+            </w:r>
+          </w:p>
+        </w:tc>
+        <w:tc>
+          <w:tcPr>
+            <w:tcW w:type="dxa" w:w="1354"/>
+            <w:shd w:fill="FFFFFF" w:color="auto" w:val="clear"/>
+            <w:tcMar>
+              <w:top w:type="dxa" w:w="60"/>
+              <w:left w:type="dxa" w:w="110"/>
+              <w:bottom w:type="dxa" w:w="60"/>
+              <w:right w:type="dxa" w:w="110"/>
+            </w:tcMar>
+          </w:tcPr>
+          <w:p>
+            <w:pPr>
+              <w:spacing w:after="50" w:before="50" w:line="240"/>
+              <w:jc w:val="left"/>
+            </w:pPr>
+            <w:r>
+              <w:rPr>
+                <w:rFonts w:ascii="Calibri" w:cs="Calibri" w:eastAsia="Calibri" w:hAnsi="Calibri"/>
+                <w:b w:val="false"/>
+                <w:bCs w:val="false"/>
+                <w:i w:val="false"/>
+                <w:iCs w:val="false"/>
+                <w:color w:val="000000"/>
+                <w:sz w:val="19"/>
+                <w:szCs w:val="19"/>
+              </w:rPr>
+              <w:t xml:space="preserve">alta</w:t>
+            </w:r>
+          </w:p>
+        </w:tc>
+      </w:tr>
+      <w:tr>
+        <w:trPr>
+          <w:tblHeader w:val="false"/>
+        </w:trPr>
+        <w:tc>
+          <w:tcPr>
+            <w:tcW w:type="dxa" w:w="3610"/>
+            <w:shd w:fill="F2F4F7" w:color="auto" w:val="clear"/>
+            <w:tcMar>
+              <w:top w:type="dxa" w:w="60"/>
+              <w:left w:type="dxa" w:w="110"/>
+              <w:bottom w:type="dxa" w:w="60"/>
+              <w:right w:type="dxa" w:w="110"/>
+            </w:tcMar>
+          </w:tcPr>
+          <w:p>
+            <w:pPr>
+              <w:spacing w:after="50" w:before="50" w:line="240"/>
+              <w:jc w:val="left"/>
+            </w:pPr>
+            <w:r>
+              <w:rPr>
+                <w:rFonts w:ascii="Calibri" w:cs="Calibri" w:eastAsia="Calibri" w:hAnsi="Calibri"/>
+                <w:b w:val="false"/>
+                <w:bCs w:val="false"/>
+                <w:i w:val="false"/>
+                <w:iCs w:val="false"/>
+                <w:color w:val="000000"/>
+                <w:sz w:val="19"/>
+                <w:szCs w:val="19"/>
+              </w:rPr>
+              <w:t xml:space="preserve">PMAX | PIEMONTE | AMBULANZA</w:t>
+            </w:r>
+          </w:p>
+        </w:tc>
+        <w:tc>
+          <w:tcPr>
+            <w:tcW w:type="dxa" w:w="1354"/>
+            <w:shd w:fill="F2F4F7" w:color="auto" w:val="clear"/>
+            <w:tcMar>
+              <w:top w:type="dxa" w:w="60"/>
+              <w:left w:type="dxa" w:w="110"/>
+              <w:bottom w:type="dxa" w:w="60"/>
+              <w:right w:type="dxa" w:w="110"/>
+            </w:tcMar>
+          </w:tcPr>
+          <w:p>
+            <w:pPr>
+              <w:spacing w:after="50" w:before="50" w:line="240"/>
+              <w:jc w:val="right"/>
+            </w:pPr>
+            <w:r>
+              <w:rPr>
+                <w:rFonts w:ascii="Calibri" w:cs="Calibri" w:eastAsia="Calibri" w:hAnsi="Calibri"/>
+                <w:b w:val="false"/>
+                <w:bCs w:val="false"/>
+                <w:i w:val="false"/>
+                <w:iCs w:val="false"/>
+                <w:color w:val="000000"/>
+                <w:sz w:val="19"/>
+                <w:szCs w:val="19"/>
+              </w:rPr>
+              <w:t xml:space="preserve">14,0%</w:t>
+            </w:r>
+          </w:p>
+        </w:tc>
+        <w:tc>
+          <w:tcPr>
+            <w:tcW w:type="dxa" w:w="1354"/>
+            <w:shd w:fill="F2F4F7" w:color="auto" w:val="clear"/>
+            <w:tcMar>
+              <w:top w:type="dxa" w:w="60"/>
+              <w:left w:type="dxa" w:w="110"/>
+              <w:bottom w:type="dxa" w:w="60"/>
+              <w:right w:type="dxa" w:w="110"/>
+            </w:tcMar>
+          </w:tcPr>
+          <w:p>
+            <w:pPr>
+              <w:spacing w:after="50" w:before="50" w:line="240"/>
+              <w:jc w:val="right"/>
+            </w:pPr>
+            <w:r>
+              <w:rPr>
+                <w:rFonts w:ascii="Calibri" w:cs="Calibri" w:eastAsia="Calibri" w:hAnsi="Calibri"/>
+                <w:b w:val="false"/>
+                <w:bCs w:val="false"/>
+                <w:i w:val="false"/>
+                <w:iCs w:val="false"/>
+                <w:color w:val="000000"/>
+                <w:sz w:val="19"/>
+                <w:szCs w:val="19"/>
+              </w:rPr>
+              <w:t xml:space="preserve">4,39×</w:t>
+            </w:r>
+          </w:p>
+        </w:tc>
+        <w:tc>
+          <w:tcPr>
+            <w:tcW w:type="dxa" w:w="1354"/>
+            <w:shd w:fill="F2F4F7" w:color="auto" w:val="clear"/>
+            <w:tcMar>
+              <w:top w:type="dxa" w:w="60"/>
+              <w:left w:type="dxa" w:w="110"/>
+              <w:bottom w:type="dxa" w:w="60"/>
+              <w:right w:type="dxa" w:w="110"/>
+            </w:tcMar>
+          </w:tcPr>
+          <w:p>
+            <w:pPr>
+              <w:spacing w:after="50" w:before="50" w:line="240"/>
+              <w:jc w:val="right"/>
+            </w:pPr>
+            <w:r>
+              <w:rPr>
+                <w:rFonts w:ascii="Calibri" w:cs="Calibri" w:eastAsia="Calibri" w:hAnsi="Calibri"/>
+                <w:b w:val="false"/>
+                <w:bCs w:val="false"/>
+                <w:i w:val="false"/>
+                <w:iCs w:val="false"/>
+                <w:color w:val="000000"/>
+                <w:sz w:val="19"/>
+                <w:szCs w:val="19"/>
+              </w:rPr>
+              <w:t xml:space="preserve">0,61×</w:t>
+            </w:r>
+          </w:p>
+        </w:tc>
+        <w:tc>
+          <w:tcPr>
+            <w:tcW w:type="dxa" w:w="1354"/>
+            <w:shd w:fill="F2F4F7" w:color="auto" w:val="clear"/>
+            <w:tcMar>
+              <w:top w:type="dxa" w:w="60"/>
+              <w:left w:type="dxa" w:w="110"/>
+              <w:bottom w:type="dxa" w:w="60"/>
+              <w:right w:type="dxa" w:w="110"/>
+            </w:tcMar>
+          </w:tcPr>
+          <w:p>
+            <w:pPr>
+              <w:spacing w:after="50" w:before="50" w:line="240"/>
+              <w:jc w:val="left"/>
+            </w:pPr>
+            <w:r>
+              <w:rPr>
+                <w:rFonts w:ascii="Calibri" w:cs="Calibri" w:eastAsia="Calibri" w:hAnsi="Calibri"/>
+                <w:b w:val="false"/>
+                <w:bCs w:val="false"/>
+                <w:i w:val="false"/>
+                <w:iCs w:val="false"/>
+                <w:color w:val="000000"/>
+                <w:sz w:val="19"/>
+                <w:szCs w:val="19"/>
+              </w:rPr>
+              <w:t xml:space="preserve">media</w:t>
+            </w:r>
+          </w:p>
+        </w:tc>
+      </w:tr>
+      <w:tr>
+        <w:trPr>
+          <w:tblHeader w:val="false"/>
+        </w:trPr>
+        <w:tc>
+          <w:tcPr>
+            <w:tcW w:type="dxa" w:w="3610"/>
+            <w:shd w:fill="FFFFFF" w:color="auto" w:val="clear"/>
+            <w:tcMar>
+              <w:top w:type="dxa" w:w="60"/>
+              <w:left w:type="dxa" w:w="110"/>
+              <w:bottom w:type="dxa" w:w="60"/>
+              <w:right w:type="dxa" w:w="110"/>
+            </w:tcMar>
+          </w:tcPr>
+          <w:p>
+            <w:pPr>
+              <w:spacing w:after="50" w:before="50" w:line="240"/>
+              <w:jc w:val="left"/>
+            </w:pPr>
+            <w:r>
+              <w:rPr>
+                <w:rFonts w:ascii="Calibri" w:cs="Calibri" w:eastAsia="Calibri" w:hAnsi="Calibri"/>
+                <w:b w:val="false"/>
+                <w:bCs w:val="false"/>
+                <w:i w:val="false"/>
+                <w:iCs w:val="false"/>
+                <w:color w:val="000000"/>
+                <w:sz w:val="19"/>
+                <w:szCs w:val="19"/>
+              </w:rPr>
+              <w:t xml:space="preserve">SEARCH | AMBULANZA | PURCHASE | ROMA</w:t>
+            </w:r>
+          </w:p>
+        </w:tc>
+        <w:tc>
+          <w:tcPr>
+            <w:tcW w:type="dxa" w:w="1354"/>
+            <w:shd w:fill="FFFFFF" w:color="auto" w:val="clear"/>
+            <w:tcMar>
+              <w:top w:type="dxa" w:w="60"/>
+              <w:left w:type="dxa" w:w="110"/>
+              <w:bottom w:type="dxa" w:w="60"/>
+              <w:right w:type="dxa" w:w="110"/>
+            </w:tcMar>
+          </w:tcPr>
+          <w:p>
+            <w:pPr>
+              <w:spacing w:after="50" w:before="50" w:line="240"/>
+              <w:jc w:val="right"/>
+            </w:pPr>
+            <w:r>
+              <w:rPr>
+                <w:rFonts w:ascii="Calibri" w:cs="Calibri" w:eastAsia="Calibri" w:hAnsi="Calibri"/>
+                <w:b/>
+                <w:bCs/>
+                <w:i w:val="false"/>
+                <w:iCs w:val="false"/>
+                <w:color w:val="2E7D32"/>
+                <w:sz w:val="19"/>
+                <w:szCs w:val="19"/>
+              </w:rPr>
+              <w:t xml:space="preserve">17,7%</w:t>
+            </w:r>
+          </w:p>
+        </w:tc>
+        <w:tc>
+          <w:tcPr>
+            <w:tcW w:type="dxa" w:w="1354"/>
+            <w:shd w:fill="FFFFFF" w:color="auto" w:val="clear"/>
+            <w:tcMar>
+              <w:top w:type="dxa" w:w="60"/>
+              <w:left w:type="dxa" w:w="110"/>
+              <w:bottom w:type="dxa" w:w="60"/>
+              <w:right w:type="dxa" w:w="110"/>
+            </w:tcMar>
+          </w:tcPr>
+          <w:p>
+            <w:pPr>
+              <w:spacing w:after="50" w:before="50" w:line="240"/>
+              <w:jc w:val="right"/>
+            </w:pPr>
+            <w:r>
+              <w:rPr>
+                <w:rFonts w:ascii="Calibri" w:cs="Calibri" w:eastAsia="Calibri" w:hAnsi="Calibri"/>
+                <w:b w:val="false"/>
+                <w:bCs w:val="false"/>
+                <w:i w:val="false"/>
+                <w:iCs w:val="false"/>
+                <w:color w:val="000000"/>
+                <w:sz w:val="19"/>
+                <w:szCs w:val="19"/>
+              </w:rPr>
+              <w:t xml:space="preserve">3,40×</w:t>
+            </w:r>
+          </w:p>
+        </w:tc>
+        <w:tc>
+          <w:tcPr>
+            <w:tcW w:type="dxa" w:w="1354"/>
+            <w:shd w:fill="FFFFFF" w:color="auto" w:val="clear"/>
+            <w:tcMar>
+              <w:top w:type="dxa" w:w="60"/>
+              <w:left w:type="dxa" w:w="110"/>
+              <w:bottom w:type="dxa" w:w="60"/>
+              <w:right w:type="dxa" w:w="110"/>
+            </w:tcMar>
+          </w:tcPr>
+          <w:p>
+            <w:pPr>
+              <w:spacing w:after="50" w:before="50" w:line="240"/>
+              <w:jc w:val="right"/>
+            </w:pPr>
+            <w:r>
+              <w:rPr>
+                <w:rFonts w:ascii="Calibri" w:cs="Calibri" w:eastAsia="Calibri" w:hAnsi="Calibri"/>
+                <w:b w:val="false"/>
+                <w:bCs w:val="false"/>
+                <w:i w:val="false"/>
+                <w:iCs w:val="false"/>
+                <w:color w:val="000000"/>
+                <w:sz w:val="19"/>
+                <w:szCs w:val="19"/>
+              </w:rPr>
+              <w:t xml:space="preserve">0,60×</w:t>
+            </w:r>
+          </w:p>
+        </w:tc>
+        <w:tc>
+          <w:tcPr>
+            <w:tcW w:type="dxa" w:w="1354"/>
+            <w:shd w:fill="FFFFFF" w:color="auto" w:val="clear"/>
+            <w:tcMar>
+              <w:top w:type="dxa" w:w="60"/>
+              <w:left w:type="dxa" w:w="110"/>
+              <w:bottom w:type="dxa" w:w="60"/>
+              <w:right w:type="dxa" w:w="110"/>
+            </w:tcMar>
+          </w:tcPr>
+          <w:p>
+            <w:pPr>
+              <w:spacing w:after="50" w:before="50" w:line="240"/>
+              <w:jc w:val="left"/>
+            </w:pPr>
+            <w:r>
+              <w:rPr>
+                <w:rFonts w:ascii="Calibri" w:cs="Calibri" w:eastAsia="Calibri" w:hAnsi="Calibri"/>
+                <w:b w:val="false"/>
+                <w:bCs w:val="false"/>
+                <w:i w:val="false"/>
+                <w:iCs w:val="false"/>
+                <w:color w:val="000000"/>
+                <w:sz w:val="19"/>
+                <w:szCs w:val="19"/>
+              </w:rPr>
+              <w:t xml:space="preserve">media</w:t>
+            </w:r>
+          </w:p>
+        </w:tc>
+      </w:tr>
+      <w:tr>
+        <w:trPr>
+          <w:tblHeader w:val="false"/>
+        </w:trPr>
+        <w:tc>
+          <w:tcPr>
+            <w:tcW w:type="dxa" w:w="3610"/>
+            <w:shd w:fill="F2F4F7" w:color="auto" w:val="clear"/>
+            <w:tcMar>
+              <w:top w:type="dxa" w:w="60"/>
+              <w:left w:type="dxa" w:w="110"/>
+              <w:bottom w:type="dxa" w:w="60"/>
+              <w:right w:type="dxa" w:w="110"/>
+            </w:tcMar>
+          </w:tcPr>
+          <w:p>
+            <w:pPr>
+              <w:spacing w:after="50" w:before="50" w:line="240"/>
+              <w:jc w:val="left"/>
+            </w:pPr>
+            <w:r>
+              <w:rPr>
+                <w:rFonts w:ascii="Calibri" w:cs="Calibri" w:eastAsia="Calibri" w:hAnsi="Calibri"/>
+                <w:b w:val="false"/>
+                <w:bCs w:val="false"/>
+                <w:i w:val="false"/>
+                <w:iCs w:val="false"/>
+                <w:color w:val="000000"/>
+                <w:sz w:val="19"/>
+                <w:szCs w:val="19"/>
+              </w:rPr>
+              <w:t xml:space="preserve">SEARCH | AMBULANZA | CHIAMATA | VARESE 2</w:t>
+            </w:r>
+          </w:p>
+        </w:tc>
+        <w:tc>
+          <w:tcPr>
+            <w:tcW w:type="dxa" w:w="1354"/>
+            <w:shd w:fill="F2F4F7" w:color="auto" w:val="clear"/>
+            <w:tcMar>
+              <w:top w:type="dxa" w:w="60"/>
+              <w:left w:type="dxa" w:w="110"/>
+              <w:bottom w:type="dxa" w:w="60"/>
+              <w:right w:type="dxa" w:w="110"/>
+            </w:tcMar>
+          </w:tcPr>
+          <w:p>
+            <w:pPr>
+              <w:spacing w:after="50" w:before="50" w:line="240"/>
+              <w:jc w:val="right"/>
+            </w:pPr>
+            <w:r>
+              <w:rPr>
+                <w:rFonts w:ascii="Calibri" w:cs="Calibri" w:eastAsia="Calibri" w:hAnsi="Calibri"/>
+                <w:b/>
+                <w:bCs/>
+                <w:i w:val="false"/>
+                <w:iCs w:val="false"/>
+                <w:color w:val="2E7D32"/>
+                <w:sz w:val="19"/>
+                <w:szCs w:val="19"/>
+              </w:rPr>
+              <w:t xml:space="preserve">20,0%</w:t>
+            </w:r>
+          </w:p>
+        </w:tc>
+        <w:tc>
+          <w:tcPr>
+            <w:tcW w:type="dxa" w:w="1354"/>
+            <w:shd w:fill="F2F4F7" w:color="auto" w:val="clear"/>
+            <w:tcMar>
+              <w:top w:type="dxa" w:w="60"/>
+              <w:left w:type="dxa" w:w="110"/>
+              <w:bottom w:type="dxa" w:w="60"/>
+              <w:right w:type="dxa" w:w="110"/>
+            </w:tcMar>
+          </w:tcPr>
+          <w:p>
+            <w:pPr>
+              <w:spacing w:after="50" w:before="50" w:line="240"/>
+              <w:jc w:val="right"/>
+            </w:pPr>
+            <w:r>
+              <w:rPr>
+                <w:rFonts w:ascii="Calibri" w:cs="Calibri" w:eastAsia="Calibri" w:hAnsi="Calibri"/>
+                <w:b/>
+                <w:bCs/>
+                <w:i w:val="false"/>
+                <w:iCs w:val="false"/>
+                <w:color w:val="C00000"/>
+                <w:sz w:val="19"/>
+                <w:szCs w:val="19"/>
+              </w:rPr>
+              <w:t xml:space="preserve">0,53×</w:t>
+            </w:r>
+          </w:p>
+        </w:tc>
+        <w:tc>
+          <w:tcPr>
+            <w:tcW w:type="dxa" w:w="1354"/>
+            <w:shd w:fill="F2F4F7" w:color="auto" w:val="clear"/>
+            <w:tcMar>
+              <w:top w:type="dxa" w:w="60"/>
+              <w:left w:type="dxa" w:w="110"/>
+              <w:bottom w:type="dxa" w:w="60"/>
+              <w:right w:type="dxa" w:w="110"/>
+            </w:tcMar>
+          </w:tcPr>
+          <w:p>
+            <w:pPr>
+              <w:spacing w:after="50" w:before="50" w:line="240"/>
+              <w:jc w:val="right"/>
+            </w:pPr>
+            <w:r>
+              <w:rPr>
+                <w:rFonts w:ascii="Calibri" w:cs="Calibri" w:eastAsia="Calibri" w:hAnsi="Calibri"/>
+                <w:b/>
+                <w:bCs/>
+                <w:i w:val="false"/>
+                <w:iCs w:val="false"/>
+                <w:color w:val="C00000"/>
+                <w:sz w:val="19"/>
+                <w:szCs w:val="19"/>
+              </w:rPr>
+              <w:t xml:space="preserve">0,11×</w:t>
+            </w:r>
+          </w:p>
+        </w:tc>
+        <w:tc>
+          <w:tcPr>
+            <w:tcW w:type="dxa" w:w="1354"/>
+            <w:shd w:fill="F2F4F7" w:color="auto" w:val="clear"/>
+            <w:tcMar>
+              <w:top w:type="dxa" w:w="60"/>
+              <w:left w:type="dxa" w:w="110"/>
+              <w:bottom w:type="dxa" w:w="60"/>
+              <w:right w:type="dxa" w:w="110"/>
+            </w:tcMar>
+          </w:tcPr>
+          <w:p>
+            <w:pPr>
+              <w:spacing w:after="50" w:before="50" w:line="240"/>
+              <w:jc w:val="left"/>
+            </w:pPr>
+            <w:r>
+              <w:rPr>
+                <w:rFonts w:ascii="Calibri" w:cs="Calibri" w:eastAsia="Calibri" w:hAnsi="Calibri"/>
+                <w:b w:val="false"/>
+                <w:bCs w:val="false"/>
+                <w:i w:val="false"/>
+                <w:iCs w:val="false"/>
+                <w:color w:val="000000"/>
+                <w:sz w:val="19"/>
+                <w:szCs w:val="19"/>
+              </w:rPr>
+              <w:t xml:space="preserve">nulla</w:t>
+            </w:r>
+          </w:p>
+        </w:tc>
+      </w:tr>
+    </w:tbl>
+    <w:p>
+      <w:pPr>
+        <w:spacing w:after="160"/>
+      </w:pPr>
+      <w:r>
+        <w:rPr>
+          <w:rFonts w:ascii="Calibri" w:cs="Calibri" w:eastAsia="Calibri" w:hAnsi="Calibri"/>
+          <w:b w:val="false"/>
+          <w:bCs w:val="false"/>
+          <w:i w:val="false"/>
+          <w:iCs w:val="false"/>
+          <w:color w:val="000000"/>
+          <w:sz w:val="20"/>
+          <w:szCs w:val="20"/>
+        </w:rPr>
+        <w:t xml:space="preserve"/>
+      </w:r>
+    </w:p>
+    <w:p>
+      <w:pPr>
+        <w:spacing w:after="120" w:before="0" w:line="264"/>
+      </w:pPr>
+      <w:r>
+        <w:rPr>
+          <w:rFonts w:ascii="Calibri" w:cs="Calibri" w:eastAsia="Calibri" w:hAnsi="Calibri"/>
+          <w:b w:val="false"/>
+          <w:bCs w:val="false"/>
+          <w:i w:val="false"/>
+          <w:iCs w:val="false"/>
+          <w:color w:val="000000"/>
+          <w:sz w:val="20"/>
+          <w:szCs w:val="20"/>
+        </w:rPr>
+        <w:t xml:space="preserve">Sul GMV, Italia Ambulanza sembra </w:t>
+      </w:r>
+      <w:r>
+        <w:rPr>
+          <w:rFonts w:ascii="Calibri" w:cs="Calibri" w:eastAsia="Calibri" w:hAnsi="Calibri"/>
+          <w:b/>
+          <w:bCs/>
+          <w:i w:val="false"/>
+          <w:iCs w:val="false"/>
+          <w:color w:val="000000"/>
+          <w:sz w:val="20"/>
+          <w:szCs w:val="20"/>
+        </w:rPr>
+        <w:t xml:space="preserve">4,4 volte</w:t>
+      </w:r>
+      <w:r>
+        <w:rPr>
+          <w:rFonts w:ascii="Calibri" w:cs="Calibri" w:eastAsia="Calibri" w:hAnsi="Calibri"/>
+          <w:b w:val="false"/>
+          <w:bCs w:val="false"/>
+          <w:i w:val="false"/>
+          <w:iCs w:val="false"/>
+          <w:color w:val="000000"/>
+          <w:sz w:val="20"/>
+          <w:szCs w:val="20"/>
+        </w:rPr>
+        <w:t xml:space="preserve"> più efficiente di Purchase Roma; sulla fee lo è </w:t>
+      </w:r>
+      <w:r>
+        <w:rPr>
+          <w:rFonts w:ascii="Calibri" w:cs="Calibri" w:eastAsia="Calibri" w:hAnsi="Calibri"/>
+          <w:b/>
+          <w:bCs/>
+          <w:i w:val="false"/>
+          <w:iCs w:val="false"/>
+          <w:color w:val="000000"/>
+          <w:sz w:val="20"/>
+          <w:szCs w:val="20"/>
+        </w:rPr>
+        <w:t xml:space="preserve">2,2 volte</w:t>
+      </w:r>
+      <w:r>
+        <w:rPr>
+          <w:rFonts w:ascii="Calibri" w:cs="Calibri" w:eastAsia="Calibri" w:hAnsi="Calibri"/>
+          <w:b w:val="false"/>
+          <w:bCs w:val="false"/>
+          <w:i w:val="false"/>
+          <w:iCs w:val="false"/>
+          <w:color w:val="000000"/>
+          <w:sz w:val="20"/>
+          <w:szCs w:val="20"/>
+        </w:rPr>
+        <w:t xml:space="preserve">. </w:t>
+      </w:r>
+      <w:r>
+        <w:rPr>
+          <w:rFonts w:ascii="Calibri" w:cs="Calibri" w:eastAsia="Calibri" w:hAnsi="Calibri"/>
+          <w:b/>
+          <w:bCs/>
+          <w:i w:val="false"/>
+          <w:iCs w:val="false"/>
+          <w:color w:val="000000"/>
+          <w:sz w:val="20"/>
+          <w:szCs w:val="20"/>
+        </w:rPr>
+        <w:t xml:space="preserve">Il GMV ne sovrastima il valore relativo del doppio</w:t>
+      </w:r>
+      <w:r>
+        <w:rPr>
+          <w:rFonts w:ascii="Calibri" w:cs="Calibri" w:eastAsia="Calibri" w:hAnsi="Calibri"/>
+          <w:b w:val="false"/>
+          <w:bCs w:val="false"/>
+          <w:i w:val="false"/>
+          <w:iCs w:val="false"/>
+          <w:color w:val="000000"/>
+          <w:sz w:val="20"/>
+          <w:szCs w:val="20"/>
+        </w:rPr>
+        <w:t xml:space="preserve">, e spingerebbe l'allocazione automatica proprio verso le corse su cui Niino trattiene di meno — che è esattamente ciò che ha fatto perdere agosto, per un'altra via.</w:t>
+      </w:r>
+    </w:p>
+    <w:p>
+      <w:pPr>
+        <w:spacing w:after="120" w:before="0" w:line="264"/>
+      </w:pPr>
+      <w:r>
+        <w:rPr>
+          <w:rFonts w:ascii="Calibri" w:cs="Calibri" w:eastAsia="Calibri" w:hAnsi="Calibri"/>
+          <w:b/>
+          <w:bCs/>
+          <w:i w:val="false"/>
+          <w:iCs w:val="false"/>
+          <w:color w:val="000000"/>
+          <w:sz w:val="20"/>
+          <w:szCs w:val="20"/>
+        </w:rPr>
+        <w:t xml:space="preserve">2. Con la fee la soglia di pareggio è 1,00× e non si può fraintendere.</w:t>
+      </w:r>
+      <w:r>
+        <w:rPr>
+          <w:rFonts w:ascii="Calibri" w:cs="Calibri" w:eastAsia="Calibri" w:hAnsi="Calibri"/>
+          <w:b w:val="false"/>
+          <w:bCs w:val="false"/>
+          <w:i w:val="false"/>
+          <w:iCs w:val="false"/>
+          <w:color w:val="000000"/>
+          <w:sz w:val="20"/>
+          <w:szCs w:val="20"/>
+        </w:rPr>
+        <w:t xml:space="preserve"> Passando il GMV, il pareggio si sposterebbe a </w:t>
+      </w:r>
+      <w:r>
+        <w:rPr>
+          <w:rFonts w:ascii="Calibri" w:cs="Calibri" w:eastAsia="Calibri" w:hAnsi="Calibri"/>
+          <w:b/>
+          <w:bCs/>
+          <w:i w:val="false"/>
+          <w:iCs w:val="false"/>
+          <w:color w:val="000000"/>
+          <w:sz w:val="20"/>
+          <w:szCs w:val="20"/>
+        </w:rPr>
+        <w:t xml:space="preserve">tROAS 9,22×</w:t>
+      </w:r>
+      <w:r>
+        <w:rPr>
+          <w:rFonts w:ascii="Calibri" w:cs="Calibri" w:eastAsia="Calibri" w:hAnsi="Calibri"/>
+          <w:b w:val="false"/>
+          <w:bCs w:val="false"/>
+          <w:i w:val="false"/>
+          <w:iCs w:val="false"/>
+          <w:color w:val="000000"/>
+          <w:sz w:val="20"/>
+          <w:szCs w:val="20"/>
+        </w:rPr>
+        <w:t xml:space="preserve">: l'account oggi è a 3,82× sul GMV, cioè al 41% del pareggio, ma </w:t>
+      </w:r>
+      <w:r>
+        <w:rPr>
+          <w:rFonts w:ascii="Calibri" w:cs="Calibri" w:eastAsia="Calibri" w:hAnsi="Calibri"/>
+          <w:b/>
+          <w:bCs/>
+          <w:i w:val="false"/>
+          <w:iCs w:val="false"/>
+          <w:color w:val="000000"/>
+          <w:sz w:val="20"/>
+          <w:szCs w:val="20"/>
+        </w:rPr>
+        <w:t xml:space="preserve">un ROAS di 3,8× letto senza contesto sembra un successo.</w:t>
+      </w:r>
+      <w:r>
+        <w:rPr>
+          <w:rFonts w:ascii="Calibri" w:cs="Calibri" w:eastAsia="Calibri" w:hAnsi="Calibri"/>
+          <w:b w:val="false"/>
+          <w:bCs w:val="false"/>
+          <w:i w:val="false"/>
+          <w:iCs w:val="false"/>
+          <w:color w:val="000000"/>
+          <w:sz w:val="20"/>
+          <w:szCs w:val="20"/>
+        </w:rPr>
+        <w:t xml:space="preserve"> È lo stesso equivoco già segnalato nel report incrociato, con la differenza che qui finirebbe dentro l'algoritmo di offerta e non solo dentro una slide.</w:t>
+      </w:r>
+    </w:p>
+    <w:p>
+      <w:pPr>
+        <w:spacing w:after="120" w:before="0" w:line="264"/>
+      </w:pPr>
+      <w:r>
+        <w:rPr>
+          <w:rFonts w:ascii="Calibri" w:cs="Calibri" w:eastAsia="Calibri" w:hAnsi="Calibri"/>
+          <w:b/>
+          <w:bCs/>
+          <w:i w:val="false"/>
+          <w:iCs w:val="false"/>
+          <w:color w:val="000000"/>
+          <w:sz w:val="20"/>
+          <w:szCs w:val="20"/>
+        </w:rPr>
+        <w:t xml:space="preserve">3. La fee è il conto economico di Niino.</w:t>
+      </w:r>
+      <w:r>
+        <w:rPr>
+          <w:rFonts w:ascii="Calibri" w:cs="Calibri" w:eastAsia="Calibri" w:hAnsi="Calibri"/>
+          <w:b w:val="false"/>
+          <w:bCs w:val="false"/>
+          <w:i w:val="false"/>
+          <w:iCs w:val="false"/>
+          <w:color w:val="000000"/>
+          <w:sz w:val="20"/>
+          <w:szCs w:val="20"/>
+        </w:rPr>
+        <w:t xml:space="preserve"> L'algoritmo massimizza ciò che gli si dà da massimizzare: se gli si dà il transato, ottimizza il transato — che è il ricavo dei fornitori, non il vostro.</w:t>
+      </w:r>
+    </w:p>
+    <w:p>
+      <w:pPr>
+        <w:pStyle w:val="Heading2"/>
+        <w:spacing w:after="100" w:before="280" w:line="264"/>
+      </w:pPr>
+      <w:r>
+        <w:rPr>
+          <w:rFonts w:ascii="Calibri" w:cs="Calibri" w:eastAsia="Calibri" w:hAnsi="Calibri"/>
+          <w:b/>
+          <w:bCs/>
+          <w:i w:val="false"/>
+          <w:iCs w:val="false"/>
+          <w:color w:val="2E5C8A"/>
+          <w:sz w:val="24"/>
+          <w:szCs w:val="24"/>
+        </w:rPr>
+        <w:t xml:space="preserve">Cosa cambiare, però, su quale fee si passa</w:t>
+      </w:r>
+    </w:p>
+    <w:p>
+      <w:pPr>
+        <w:spacing w:after="120" w:before="0" w:line="264"/>
+      </w:pPr>
+      <w:r>
+        <w:rPr>
+          <w:rFonts w:ascii="Calibri" w:cs="Calibri" w:eastAsia="Calibri" w:hAnsi="Calibri"/>
+          <w:b w:val="false"/>
+          <w:bCs w:val="false"/>
+          <w:i w:val="false"/>
+          <w:iCs w:val="false"/>
+          <w:color w:val="000000"/>
+          <w:sz w:val="20"/>
+          <w:szCs w:val="20"/>
+        </w:rPr>
+        <w:t xml:space="preserve">Il valore è quello giusto; il modo in cui viene calcolato e trasmesso no. Tre correzioni, in ordine di impatto.</w:t>
+      </w:r>
+    </w:p>
+    <w:p>
+      <w:pPr>
+        <w:spacing w:after="80"/>
+      </w:pPr>
+      <w:r>
+        <w:rPr>
+          <w:rFonts w:ascii="Calibri" w:cs="Calibri" w:eastAsia="Calibri" w:hAnsi="Calibri"/>
+          <w:b w:val="false"/>
+          <w:bCs w:val="false"/>
+          <w:i w:val="false"/>
+          <w:iCs w:val="false"/>
+          <w:color w:val="000000"/>
+          <w:sz w:val="20"/>
+          <w:szCs w:val="20"/>
+        </w:rPr>
+        <w:t xml:space="preserve"/>
+      </w:r>
+    </w:p>
+    <w:tbl>
+      <w:tblPr>
+        <w:tblW w:type="dxa" w:w="9026"/>
+        <w:tblBorders>
+          <w:top w:val="single" w:color="BFC7D6" w:sz="4"/>
+          <w:left w:val="none" w:color="FFFFFF" w:sz="0"/>
+          <w:bottom w:val="single" w:color="BFC7D6" w:sz="4"/>
+          <w:right w:val="none" w:color="FFFFFF" w:sz="0"/>
+          <w:insideH w:val="single" w:color="D6DCE7" w:sz="2"/>
+          <w:insideV w:val="none" w:color="FFFFFF" w:sz="0"/>
+        </w:tblBorders>
+      </w:tblPr>
+      <w:tblGrid>
+        <w:gridCol w:w="542"/>
+        <w:gridCol w:w="2888"/>
+        <w:gridCol w:w="5596"/>
+      </w:tblGrid>
+      <w:tr>
+        <w:trPr>
+          <w:tblHeader/>
+        </w:trPr>
+        <w:tc>
+          <w:tcPr>
+            <w:tcW w:type="dxa" w:w="542"/>
+            <w:shd w:fill="1F3864" w:color="auto" w:val="clear"/>
+            <w:tcMar>
+              <w:top w:type="dxa" w:w="70"/>
+              <w:left w:type="dxa" w:w="110"/>
+              <w:bottom w:type="dxa" w:w="70"/>
+              <w:right w:type="dxa" w:w="110"/>
+            </w:tcMar>
+          </w:tcPr>
+          <w:p>
+            <w:pPr>
+              <w:spacing w:after="40" w:before="40" w:line="240"/>
+              <w:jc w:val="left"/>
+            </w:pPr>
+            <w:r>
+              <w:rPr>
+                <w:rFonts w:ascii="Calibri" w:cs="Calibri" w:eastAsia="Calibri" w:hAnsi="Calibri"/>
+                <w:b/>
+                <w:bCs/>
+                <w:i w:val="false"/>
+                <w:iCs w:val="false"/>
+                <w:color w:val="FFFFFF"/>
+                <w:sz w:val="19"/>
+                <w:szCs w:val="19"/>
+              </w:rPr>
+              <w:t xml:space="preserve">#</w:t>
+            </w:r>
+          </w:p>
+        </w:tc>
+        <w:tc>
+          <w:tcPr>
+            <w:tcW w:type="dxa" w:w="2888"/>
+            <w:shd w:fill="1F3864" w:color="auto" w:val="clear"/>
+            <w:tcMar>
+              <w:top w:type="dxa" w:w="70"/>
+              <w:left w:type="dxa" w:w="110"/>
+              <w:bottom w:type="dxa" w:w="70"/>
+              <w:right w:type="dxa" w:w="110"/>
+            </w:tcMar>
+          </w:tcPr>
+          <w:p>
+            <w:pPr>
+              <w:spacing w:after="40" w:before="40" w:line="240"/>
+              <w:jc w:val="left"/>
+            </w:pPr>
+            <w:r>
+              <w:rPr>
+                <w:rFonts w:ascii="Calibri" w:cs="Calibri" w:eastAsia="Calibri" w:hAnsi="Calibri"/>
+                <w:b/>
+                <w:bCs/>
+                <w:i w:val="false"/>
+                <w:iCs w:val="false"/>
+                <w:color w:val="FFFFFF"/>
+                <w:sz w:val="19"/>
+                <w:szCs w:val="19"/>
+              </w:rPr>
+              <w:t xml:space="preserve">Correzione</w:t>
+            </w:r>
+          </w:p>
+        </w:tc>
+        <w:tc>
+          <w:tcPr>
+            <w:tcW w:type="dxa" w:w="5596"/>
+            <w:shd w:fill="1F3864" w:color="auto" w:val="clear"/>
+            <w:tcMar>
+              <w:top w:type="dxa" w:w="70"/>
+              <w:left w:type="dxa" w:w="110"/>
+              <w:bottom w:type="dxa" w:w="70"/>
+              <w:right w:type="dxa" w:w="110"/>
+            </w:tcMar>
+          </w:tcPr>
+          <w:p>
+            <w:pPr>
+              <w:spacing w:after="40" w:before="40" w:line="240"/>
+              <w:jc w:val="left"/>
+            </w:pPr>
+            <w:r>
+              <w:rPr>
+                <w:rFonts w:ascii="Calibri" w:cs="Calibri" w:eastAsia="Calibri" w:hAnsi="Calibri"/>
+                <w:b/>
+                <w:bCs/>
+                <w:i w:val="false"/>
+                <w:iCs w:val="false"/>
+                <w:color w:val="FFFFFF"/>
+                <w:sz w:val="19"/>
+                <w:szCs w:val="19"/>
+              </w:rPr>
+              <w:t xml:space="preserve">Perché</w:t>
+            </w:r>
+          </w:p>
+        </w:tc>
+      </w:tr>
+      <w:tr>
+        <w:trPr>
+          <w:tblHeader w:val="false"/>
+        </w:trPr>
+        <w:tc>
+          <w:tcPr>
+            <w:tcW w:type="dxa" w:w="542"/>
+            <w:shd w:fill="FFFFFF" w:color="auto" w:val="clear"/>
+            <w:tcMar>
+              <w:top w:type="dxa" w:w="60"/>
+              <w:left w:type="dxa" w:w="110"/>
+              <w:bottom w:type="dxa" w:w="60"/>
+              <w:right w:type="dxa" w:w="110"/>
+            </w:tcMar>
+          </w:tcPr>
+          <w:p>
+            <w:pPr>
+              <w:spacing w:after="50" w:before="50" w:line="240"/>
+              <w:jc w:val="left"/>
+            </w:pPr>
+            <w:r>
+              <w:rPr>
+                <w:rFonts w:ascii="Calibri" w:cs="Calibri" w:eastAsia="Calibri" w:hAnsi="Calibri"/>
+                <w:b w:val="false"/>
+                <w:bCs w:val="false"/>
+                <w:i w:val="false"/>
+                <w:iCs w:val="false"/>
+                <w:color w:val="000000"/>
+                <w:sz w:val="19"/>
+                <w:szCs w:val="19"/>
+              </w:rPr>
+              <w:t xml:space="preserve">a</w:t>
+            </w:r>
+          </w:p>
+        </w:tc>
+        <w:tc>
+          <w:tcPr>
+            <w:tcW w:type="dxa" w:w="2888"/>
+            <w:shd w:fill="FFFFFF" w:color="auto" w:val="clear"/>
+            <w:tcMar>
+              <w:top w:type="dxa" w:w="60"/>
+              <w:left w:type="dxa" w:w="110"/>
+              <w:bottom w:type="dxa" w:w="60"/>
+              <w:right w:type="dxa" w:w="110"/>
+            </w:tcMar>
+          </w:tcPr>
+          <w:p>
+            <w:pPr>
+              <w:spacing w:after="50" w:before="50" w:line="240"/>
+              <w:jc w:val="left"/>
+            </w:pPr>
+            <w:r>
+              <w:rPr>
+                <w:rFonts w:ascii="Calibri" w:cs="Calibri" w:eastAsia="Calibri" w:hAnsi="Calibri"/>
+                <w:b/>
+                <w:bCs/>
+                <w:i w:val="false"/>
+                <w:iCs w:val="false"/>
+                <w:color w:val="000000"/>
+                <w:sz w:val="19"/>
+                <w:szCs w:val="19"/>
+              </w:rPr>
+              <w:t xml:space="preserve">Passare la fee NETTA delle cancellazioni, non quella prenotata</w:t>
+            </w:r>
+          </w:p>
+        </w:tc>
+        <w:tc>
+          <w:tcPr>
+            <w:tcW w:type="dxa" w:w="5596"/>
+            <w:shd w:fill="FFFFFF" w:color="auto" w:val="clear"/>
+            <w:tcMar>
+              <w:top w:type="dxa" w:w="60"/>
+              <w:left w:type="dxa" w:w="110"/>
+              <w:bottom w:type="dxa" w:w="60"/>
+              <w:right w:type="dxa" w:w="110"/>
+            </w:tcMar>
+          </w:tcPr>
+          <w:p>
+            <w:pPr>
+              <w:spacing w:after="50" w:before="50" w:line="240"/>
+              <w:jc w:val="left"/>
+            </w:pPr>
+            <w:r>
+              <w:rPr>
+                <w:rFonts w:ascii="Calibri" w:cs="Calibri" w:eastAsia="Calibri" w:hAnsi="Calibri"/>
+                <w:b w:val="false"/>
+                <w:bCs w:val="false"/>
+                <w:i w:val="false"/>
+                <w:iCs w:val="false"/>
+                <w:color w:val="000000"/>
+                <w:sz w:val="19"/>
+                <w:szCs w:val="19"/>
+              </w:rPr>
+              <w:t xml:space="preserve">Il 25,4% delle corse viene cancellato. Il valore trasmesso oggi sovrastima la fee reale di circa il 34%: si ottimizza su un ricavo che in un caso su quattro non arriverà. Si risolve con le rettifiche di conversione, caricando la retrattazione quando la corsa viene annullata</w:t>
+            </w:r>
+          </w:p>
+        </w:tc>
+      </w:tr>
+      <w:tr>
+        <w:trPr>
+          <w:tblHeader w:val="false"/>
+        </w:trPr>
+        <w:tc>
+          <w:tcPr>
+            <w:tcW w:type="dxa" w:w="542"/>
+            <w:shd w:fill="F2F4F7" w:color="auto" w:val="clear"/>
+            <w:tcMar>
+              <w:top w:type="dxa" w:w="60"/>
+              <w:left w:type="dxa" w:w="110"/>
+              <w:bottom w:type="dxa" w:w="60"/>
+              <w:right w:type="dxa" w:w="110"/>
+            </w:tcMar>
+          </w:tcPr>
+          <w:p>
+            <w:pPr>
+              <w:spacing w:after="50" w:before="50" w:line="240"/>
+              <w:jc w:val="left"/>
+            </w:pPr>
+            <w:r>
+              <w:rPr>
+                <w:rFonts w:ascii="Calibri" w:cs="Calibri" w:eastAsia="Calibri" w:hAnsi="Calibri"/>
+                <w:b w:val="false"/>
+                <w:bCs w:val="false"/>
+                <w:i w:val="false"/>
+                <w:iCs w:val="false"/>
+                <w:color w:val="000000"/>
+                <w:sz w:val="19"/>
+                <w:szCs w:val="19"/>
+              </w:rPr>
+              <w:t xml:space="preserve">b</w:t>
+            </w:r>
+          </w:p>
+        </w:tc>
+        <w:tc>
+          <w:tcPr>
+            <w:tcW w:type="dxa" w:w="2888"/>
+            <w:shd w:fill="F2F4F7" w:color="auto" w:val="clear"/>
+            <w:tcMar>
+              <w:top w:type="dxa" w:w="60"/>
+              <w:left w:type="dxa" w:w="110"/>
+              <w:bottom w:type="dxa" w:w="60"/>
+              <w:right w:type="dxa" w:w="110"/>
+            </w:tcMar>
+          </w:tcPr>
+          <w:p>
+            <w:pPr>
+              <w:spacing w:after="50" w:before="50" w:line="240"/>
+              <w:jc w:val="left"/>
+            </w:pPr>
+            <w:r>
+              <w:rPr>
+                <w:rFonts w:ascii="Calibri" w:cs="Calibri" w:eastAsia="Calibri" w:hAnsi="Calibri"/>
+                <w:b/>
+                <w:bCs/>
+                <w:i w:val="false"/>
+                <w:iCs w:val="false"/>
+                <w:color w:val="000000"/>
+                <w:sz w:val="19"/>
+                <w:szCs w:val="19"/>
+              </w:rPr>
+              <w:t xml:space="preserve">Aggiungere il GMV come azione secondaria, esclusa dalle offerte</w:t>
+            </w:r>
+          </w:p>
+        </w:tc>
+        <w:tc>
+          <w:tcPr>
+            <w:tcW w:type="dxa" w:w="5596"/>
+            <w:shd w:fill="F2F4F7" w:color="auto" w:val="clear"/>
+            <w:tcMar>
+              <w:top w:type="dxa" w:w="60"/>
+              <w:left w:type="dxa" w:w="110"/>
+              <w:bottom w:type="dxa" w:w="60"/>
+              <w:right w:type="dxa" w:w="110"/>
+            </w:tcMar>
+          </w:tcPr>
+          <w:p>
+            <w:pPr>
+              <w:spacing w:after="50" w:before="50" w:line="240"/>
+              <w:jc w:val="left"/>
+            </w:pPr>
+            <w:r>
+              <w:rPr>
+                <w:rFonts w:ascii="Calibri" w:cs="Calibri" w:eastAsia="Calibri" w:hAnsi="Calibri"/>
+                <w:b w:val="false"/>
+                <w:bCs w:val="false"/>
+                <w:i w:val="false"/>
+                <w:iCs w:val="false"/>
+                <w:color w:val="000000"/>
+                <w:sz w:val="19"/>
+                <w:szCs w:val="19"/>
+              </w:rPr>
+              <w:t xml:space="preserve">Serve per leggere la scala della piattaforma nei report senza che entri nelle decisioni di bidding. È il modo di avere entrambe le metriche senza che la seconda inquini la prima</w:t>
+            </w:r>
+          </w:p>
+        </w:tc>
+      </w:tr>
+      <w:tr>
+        <w:trPr>
+          <w:tblHeader w:val="false"/>
+        </w:trPr>
+        <w:tc>
+          <w:tcPr>
+            <w:tcW w:type="dxa" w:w="542"/>
+            <w:shd w:fill="FFFFFF" w:color="auto" w:val="clear"/>
+            <w:tcMar>
+              <w:top w:type="dxa" w:w="60"/>
+              <w:left w:type="dxa" w:w="110"/>
+              <w:bottom w:type="dxa" w:w="60"/>
+              <w:right w:type="dxa" w:w="110"/>
+            </w:tcMar>
+          </w:tcPr>
+          <w:p>
+            <w:pPr>
+              <w:spacing w:after="50" w:before="50" w:line="240"/>
+              <w:jc w:val="left"/>
+            </w:pPr>
+            <w:r>
+              <w:rPr>
+                <w:rFonts w:ascii="Calibri" w:cs="Calibri" w:eastAsia="Calibri" w:hAnsi="Calibri"/>
+                <w:b w:val="false"/>
+                <w:bCs w:val="false"/>
+                <w:i w:val="false"/>
+                <w:iCs w:val="false"/>
+                <w:color w:val="000000"/>
+                <w:sz w:val="19"/>
+                <w:szCs w:val="19"/>
+              </w:rPr>
+              <w:t xml:space="preserve">c</w:t>
+            </w:r>
+          </w:p>
+        </w:tc>
+        <w:tc>
+          <w:tcPr>
+            <w:tcW w:type="dxa" w:w="2888"/>
+            <w:shd w:fill="FFFFFF" w:color="auto" w:val="clear"/>
+            <w:tcMar>
+              <w:top w:type="dxa" w:w="60"/>
+              <w:left w:type="dxa" w:w="110"/>
+              <w:bottom w:type="dxa" w:w="60"/>
+              <w:right w:type="dxa" w:w="110"/>
+            </w:tcMar>
+          </w:tcPr>
+          <w:p>
+            <w:pPr>
+              <w:spacing w:after="50" w:before="50" w:line="240"/>
+              <w:jc w:val="left"/>
+            </w:pPr>
+            <w:r>
+              <w:rPr>
+                <w:rFonts w:ascii="Calibri" w:cs="Calibri" w:eastAsia="Calibri" w:hAnsi="Calibri"/>
+                <w:b/>
+                <w:bCs/>
+                <w:i w:val="false"/>
+                <w:iCs w:val="false"/>
+                <w:color w:val="000000"/>
+                <w:sz w:val="19"/>
+                <w:szCs w:val="19"/>
+              </w:rPr>
+              <w:t xml:space="preserve">Correggere l'attribuzione della fee per campagna</w:t>
+            </w:r>
+          </w:p>
+        </w:tc>
+        <w:tc>
+          <w:tcPr>
+            <w:tcW w:type="dxa" w:w="5596"/>
+            <w:shd w:fill="FFFFFF" w:color="auto" w:val="clear"/>
+            <w:tcMar>
+              <w:top w:type="dxa" w:w="60"/>
+              <w:left w:type="dxa" w:w="110"/>
+              <w:bottom w:type="dxa" w:w="60"/>
+              <w:right w:type="dxa" w:w="110"/>
+            </w:tcMar>
+          </w:tcPr>
+          <w:p>
+            <w:pPr>
+              <w:spacing w:after="50" w:before="50" w:line="240"/>
+              <w:jc w:val="left"/>
+            </w:pPr>
+            <w:r>
+              <w:rPr>
+                <w:rFonts w:ascii="Calibri" w:cs="Calibri" w:eastAsia="Calibri" w:hAnsi="Calibri"/>
+                <w:b w:val="false"/>
+                <w:bCs w:val="false"/>
+                <w:i w:val="false"/>
+                <w:iCs w:val="false"/>
+                <w:color w:val="000000"/>
+                <w:sz w:val="19"/>
+                <w:szCs w:val="19"/>
+              </w:rPr>
+              <w:t xml:space="preserve">La copertura oscilla dal 20% al 183% del valore reale: è un problema più grave della scelta fee/GMV, perché rende inaffidabile il segnale campagna per campagna qualunque valore si passi</w:t>
+            </w:r>
+          </w:p>
+        </w:tc>
+      </w:tr>
+    </w:tbl>
+    <w:p>
+      <w:pPr>
+        <w:pStyle w:val="Heading2"/>
+        <w:spacing w:after="100" w:before="280" w:line="264"/>
+      </w:pPr>
+      <w:r>
+        <w:rPr>
+          <w:rFonts w:ascii="Calibri" w:cs="Calibri" w:eastAsia="Calibri" w:hAnsi="Calibri"/>
+          <w:b/>
+          <w:bCs/>
+          <w:i w:val="false"/>
+          <w:iCs w:val="false"/>
+          <w:color w:val="2E5C8A"/>
+          <w:sz w:val="24"/>
+          <w:szCs w:val="24"/>
+        </w:rPr>
+        <w:t xml:space="preserve">Il problema più grande non è quale valore, ma quanti</w:t>
+      </w:r>
+    </w:p>
+    <w:p>
+      <w:pPr>
+        <w:spacing w:after="120" w:before="0" w:line="264"/>
+      </w:pPr>
+      <w:r>
+        <w:rPr>
+          <w:rFonts w:ascii="Calibri" w:cs="Calibri" w:eastAsia="Calibri" w:hAnsi="Calibri"/>
+          <w:b w:val="false"/>
+          <w:bCs w:val="false"/>
+          <w:i w:val="false"/>
+          <w:iCs w:val="false"/>
+          <w:color w:val="000000"/>
+          <w:sz w:val="20"/>
+          <w:szCs w:val="20"/>
+        </w:rPr>
+        <w:t xml:space="preserve">C'è un vincolo che pesa più della scelta fee/GMV: </w:t>
+      </w:r>
+      <w:r>
+        <w:rPr>
+          <w:rFonts w:ascii="Calibri" w:cs="Calibri" w:eastAsia="Calibri" w:hAnsi="Calibri"/>
+          <w:b/>
+          <w:bCs/>
+          <w:i w:val="false"/>
+          <w:iCs w:val="false"/>
+          <w:color w:val="000000"/>
+          <w:sz w:val="20"/>
+          <w:szCs w:val="20"/>
+        </w:rPr>
+        <w:t xml:space="preserve">l'account genera 1,41 conversioni a valore al giorno.</w:t>
+      </w:r>
+      <w:r>
+        <w:rPr>
+          <w:rFonts w:ascii="Calibri" w:cs="Calibri" w:eastAsia="Calibri" w:hAnsi="Calibri"/>
+          <w:b w:val="false"/>
+          <w:bCs w:val="false"/>
+          <w:i w:val="false"/>
+          <w:iCs w:val="false"/>
+          <w:color w:val="000000"/>
+          <w:sz w:val="20"/>
+          <w:szCs w:val="20"/>
+        </w:rPr>
+        <w:t xml:space="preserve"> Nessuna strategia a valore impara con questo volume — ed è una delle ragioni per cui il passaggio a "Massimizza il valore di conversione" previsto in F2 rischia di non funzionare.</w:t>
+      </w:r>
+    </w:p>
+    <w:p>
+      <w:pPr>
+        <w:spacing w:after="120" w:before="0" w:line="264"/>
+      </w:pPr>
+      <w:r>
+        <w:rPr>
+          <w:rFonts w:ascii="Calibri" w:cs="Calibri" w:eastAsia="Calibri" w:hAnsi="Calibri"/>
+          <w:b w:val="false"/>
+          <w:bCs w:val="false"/>
+          <w:i w:val="false"/>
+          <w:iCs w:val="false"/>
+          <w:color w:val="000000"/>
+          <w:sz w:val="20"/>
+          <w:szCs w:val="20"/>
+        </w:rPr>
+        <w:t xml:space="preserve">La soluzione è una </w:t>
+      </w:r>
+      <w:r>
+        <w:rPr>
+          <w:rFonts w:ascii="Calibri" w:cs="Calibri" w:eastAsia="Calibri" w:hAnsi="Calibri"/>
+          <w:b/>
+          <w:bCs/>
+          <w:i w:val="false"/>
+          <w:iCs w:val="false"/>
+          <w:color w:val="000000"/>
+          <w:sz w:val="20"/>
+          <w:szCs w:val="20"/>
+        </w:rPr>
+        <w:t xml:space="preserve">scala di valori modellati sugli eventi intermedi</w:t>
+      </w:r>
+      <w:r>
+        <w:rPr>
+          <w:rFonts w:ascii="Calibri" w:cs="Calibri" w:eastAsia="Calibri" w:hAnsi="Calibri"/>
+          <w:b w:val="false"/>
+          <w:bCs w:val="false"/>
+          <w:i w:val="false"/>
+          <w:iCs w:val="false"/>
+          <w:color w:val="000000"/>
+          <w:sz w:val="20"/>
+          <w:szCs w:val="20"/>
+        </w:rPr>
+        <w:t xml:space="preserve">: si assegna a ogni passo del funnel il valore atteso, cioè la fee media moltiplicata per la probabilità che quell'evento diventi una corsa.</w:t>
+      </w:r>
+    </w:p>
+    <w:p>
+      <w:pPr>
+        <w:spacing w:after="80"/>
+      </w:pPr>
+      <w:r>
+        <w:rPr>
+          <w:rFonts w:ascii="Calibri" w:cs="Calibri" w:eastAsia="Calibri" w:hAnsi="Calibri"/>
+          <w:b w:val="false"/>
+          <w:bCs w:val="false"/>
+          <w:i w:val="false"/>
+          <w:iCs w:val="false"/>
+          <w:color w:val="000000"/>
+          <w:sz w:val="20"/>
+          <w:szCs w:val="20"/>
+        </w:rPr>
+        <w:t xml:space="preserve"/>
+      </w:r>
+    </w:p>
+    <w:tbl>
+      <w:tblPr>
+        <w:tblW w:type="dxa" w:w="9026"/>
+        <w:tblBorders>
+          <w:top w:val="single" w:color="BFC7D6" w:sz="4"/>
+          <w:left w:val="none" w:color="FFFFFF" w:sz="0"/>
+          <w:bottom w:val="single" w:color="BFC7D6" w:sz="4"/>
+          <w:right w:val="none" w:color="FFFFFF" w:sz="0"/>
+          <w:insideH w:val="single" w:color="D6DCE7" w:sz="2"/>
+          <w:insideV w:val="none" w:color="FFFFFF" w:sz="0"/>
+        </w:tblBorders>
+      </w:tblPr>
+      <w:tblGrid>
+        <w:gridCol w:w="2526"/>
+        <w:gridCol w:w="1625"/>
+        <w:gridCol w:w="1625"/>
+        <w:gridCol w:w="1625"/>
+        <w:gridCol w:w="1625"/>
+      </w:tblGrid>
+      <w:tr>
+        <w:trPr>
+          <w:tblHeader/>
+        </w:trPr>
+        <w:tc>
+          <w:tcPr>
+            <w:tcW w:type="dxa" w:w="2526"/>
+            <w:shd w:fill="1F3864" w:color="auto" w:val="clear"/>
+            <w:tcMar>
+              <w:top w:type="dxa" w:w="70"/>
+              <w:left w:type="dxa" w:w="110"/>
+              <w:bottom w:type="dxa" w:w="70"/>
+              <w:right w:type="dxa" w:w="110"/>
+            </w:tcMar>
+          </w:tcPr>
+          <w:p>
+            <w:pPr>
+              <w:spacing w:after="40" w:before="40" w:line="240"/>
+              <w:jc w:val="left"/>
+            </w:pPr>
+            <w:r>
+              <w:rPr>
+                <w:rFonts w:ascii="Calibri" w:cs="Calibri" w:eastAsia="Calibri" w:hAnsi="Calibri"/>
+                <w:b/>
+                <w:bCs/>
+                <w:i w:val="false"/>
+                <w:iCs w:val="false"/>
+                <w:color w:val="FFFFFF"/>
+                <w:sz w:val="19"/>
+                <w:szCs w:val="19"/>
+              </w:rPr>
+              <w:t xml:space="preserve">Evento</w:t>
+            </w:r>
+          </w:p>
+        </w:tc>
+        <w:tc>
+          <w:tcPr>
+            <w:tcW w:type="dxa" w:w="1625"/>
+            <w:shd w:fill="1F3864" w:color="auto" w:val="clear"/>
+            <w:tcMar>
+              <w:top w:type="dxa" w:w="70"/>
+              <w:left w:type="dxa" w:w="110"/>
+              <w:bottom w:type="dxa" w:w="70"/>
+              <w:right w:type="dxa" w:w="110"/>
+            </w:tcMar>
+          </w:tcPr>
+          <w:p>
+            <w:pPr>
+              <w:spacing w:after="40" w:before="40" w:line="240"/>
+              <w:jc w:val="right"/>
+            </w:pPr>
+            <w:r>
+              <w:rPr>
+                <w:rFonts w:ascii="Calibri" w:cs="Calibri" w:eastAsia="Calibri" w:hAnsi="Calibri"/>
+                <w:b/>
+                <w:bCs/>
+                <w:i w:val="false"/>
+                <w:iCs w:val="false"/>
+                <w:color w:val="FFFFFF"/>
+                <w:sz w:val="19"/>
+                <w:szCs w:val="19"/>
+              </w:rPr>
+              <w:t xml:space="preserve">Eventi/giorno</w:t>
+            </w:r>
+          </w:p>
+        </w:tc>
+        <w:tc>
+          <w:tcPr>
+            <w:tcW w:type="dxa" w:w="1625"/>
+            <w:shd w:fill="1F3864" w:color="auto" w:val="clear"/>
+            <w:tcMar>
+              <w:top w:type="dxa" w:w="70"/>
+              <w:left w:type="dxa" w:w="110"/>
+              <w:bottom w:type="dxa" w:w="70"/>
+              <w:right w:type="dxa" w:w="110"/>
+            </w:tcMar>
+          </w:tcPr>
+          <w:p>
+            <w:pPr>
+              <w:spacing w:after="40" w:before="40" w:line="240"/>
+              <w:jc w:val="right"/>
+            </w:pPr>
+            <w:r>
+              <w:rPr>
+                <w:rFonts w:ascii="Calibri" w:cs="Calibri" w:eastAsia="Calibri" w:hAnsi="Calibri"/>
+                <w:b/>
+                <w:bCs/>
+                <w:i w:val="false"/>
+                <w:iCs w:val="false"/>
+                <w:color w:val="FFFFFF"/>
+                <w:sz w:val="19"/>
+                <w:szCs w:val="19"/>
+              </w:rPr>
+              <w:t xml:space="preserve">P(prenotazione)</w:t>
+            </w:r>
+          </w:p>
+        </w:tc>
+        <w:tc>
+          <w:tcPr>
+            <w:tcW w:type="dxa" w:w="1625"/>
+            <w:shd w:fill="1F3864" w:color="auto" w:val="clear"/>
+            <w:tcMar>
+              <w:top w:type="dxa" w:w="70"/>
+              <w:left w:type="dxa" w:w="110"/>
+              <w:bottom w:type="dxa" w:w="70"/>
+              <w:right w:type="dxa" w:w="110"/>
+            </w:tcMar>
+          </w:tcPr>
+          <w:p>
+            <w:pPr>
+              <w:spacing w:after="40" w:before="40" w:line="240"/>
+              <w:jc w:val="right"/>
+            </w:pPr>
+            <w:r>
+              <w:rPr>
+                <w:rFonts w:ascii="Calibri" w:cs="Calibri" w:eastAsia="Calibri" w:hAnsi="Calibri"/>
+                <w:b/>
+                <w:bCs/>
+                <w:i w:val="false"/>
+                <w:iCs w:val="false"/>
+                <w:color w:val="FFFFFF"/>
+                <w:sz w:val="19"/>
+                <w:szCs w:val="19"/>
+              </w:rPr>
+              <w:t xml:space="preserve">Valore modellato</w:t>
+            </w:r>
+          </w:p>
+        </w:tc>
+        <w:tc>
+          <w:tcPr>
+            <w:tcW w:type="dxa" w:w="1625"/>
+            <w:shd w:fill="1F3864" w:color="auto" w:val="clear"/>
+            <w:tcMar>
+              <w:top w:type="dxa" w:w="70"/>
+              <w:left w:type="dxa" w:w="110"/>
+              <w:bottom w:type="dxa" w:w="70"/>
+              <w:right w:type="dxa" w:w="110"/>
+            </w:tcMar>
+          </w:tcPr>
+          <w:p>
+            <w:pPr>
+              <w:spacing w:after="40" w:before="40" w:line="240"/>
+              <w:jc w:val="right"/>
+            </w:pPr>
+            <w:r>
+              <w:rPr>
+                <w:rFonts w:ascii="Calibri" w:cs="Calibri" w:eastAsia="Calibri" w:hAnsi="Calibri"/>
+                <w:b/>
+                <w:bCs/>
+                <w:i w:val="false"/>
+                <w:iCs w:val="false"/>
+                <w:color w:val="FFFFFF"/>
+                <w:sz w:val="19"/>
+                <w:szCs w:val="19"/>
+              </w:rPr>
+              <w:t xml:space="preserve">Ruolo</w:t>
+            </w:r>
+          </w:p>
+        </w:tc>
+      </w:tr>
+      <w:tr>
+        <w:trPr>
+          <w:tblHeader w:val="false"/>
+        </w:trPr>
+        <w:tc>
+          <w:tcPr>
+            <w:tcW w:type="dxa" w:w="2526"/>
+            <w:shd w:fill="FFFFFF" w:color="auto" w:val="clear"/>
+            <w:tcMar>
+              <w:top w:type="dxa" w:w="60"/>
+              <w:left w:type="dxa" w:w="110"/>
+              <w:bottom w:type="dxa" w:w="60"/>
+              <w:right w:type="dxa" w:w="110"/>
+            </w:tcMar>
+          </w:tcPr>
+          <w:p>
+            <w:pPr>
+              <w:spacing w:after="50" w:before="50" w:line="240"/>
+              <w:jc w:val="left"/>
+            </w:pPr>
+            <w:r>
+              <w:rPr>
+                <w:rFonts w:ascii="Calibri" w:cs="Calibri" w:eastAsia="Calibri" w:hAnsi="Calibri"/>
+                <w:b/>
+                <w:bCs/>
+                <w:i w:val="false"/>
+                <w:iCs w:val="false"/>
+                <w:color w:val="000000"/>
+                <w:sz w:val="19"/>
+                <w:szCs w:val="19"/>
+              </w:rPr>
+              <w:t xml:space="preserve">Preventivo / bozza</w:t>
+            </w:r>
+          </w:p>
+        </w:tc>
+        <w:tc>
+          <w:tcPr>
+            <w:tcW w:type="dxa" w:w="1625"/>
+            <w:shd w:fill="FFFFFF" w:color="auto" w:val="clear"/>
+            <w:tcMar>
+              <w:top w:type="dxa" w:w="60"/>
+              <w:left w:type="dxa" w:w="110"/>
+              <w:bottom w:type="dxa" w:w="60"/>
+              <w:right w:type="dxa" w:w="110"/>
+            </w:tcMar>
+          </w:tcPr>
+          <w:p>
+            <w:pPr>
+              <w:spacing w:after="50" w:before="50" w:line="240"/>
+              <w:jc w:val="right"/>
+            </w:pPr>
+            <w:r>
+              <w:rPr>
+                <w:rFonts w:ascii="Calibri" w:cs="Calibri" w:eastAsia="Calibri" w:hAnsi="Calibri"/>
+                <w:b/>
+                <w:bCs/>
+                <w:i w:val="false"/>
+                <w:iCs w:val="false"/>
+                <w:color w:val="2E7D32"/>
+                <w:sz w:val="19"/>
+                <w:szCs w:val="19"/>
+              </w:rPr>
+              <w:t xml:space="preserve">43,7</w:t>
+            </w:r>
+          </w:p>
+        </w:tc>
+        <w:tc>
+          <w:tcPr>
+            <w:tcW w:type="dxa" w:w="1625"/>
+            <w:shd w:fill="FFFFFF" w:color="auto" w:val="clear"/>
+            <w:tcMar>
+              <w:top w:type="dxa" w:w="60"/>
+              <w:left w:type="dxa" w:w="110"/>
+              <w:bottom w:type="dxa" w:w="60"/>
+              <w:right w:type="dxa" w:w="110"/>
+            </w:tcMar>
+          </w:tcPr>
+          <w:p>
+            <w:pPr>
+              <w:spacing w:after="50" w:before="50" w:line="240"/>
+              <w:jc w:val="right"/>
+            </w:pPr>
+            <w:r>
+              <w:rPr>
+                <w:rFonts w:ascii="Calibri" w:cs="Calibri" w:eastAsia="Calibri" w:hAnsi="Calibri"/>
+                <w:b w:val="false"/>
+                <w:bCs w:val="false"/>
+                <w:i w:val="false"/>
+                <w:iCs w:val="false"/>
+                <w:color w:val="000000"/>
+                <w:sz w:val="19"/>
+                <w:szCs w:val="19"/>
+              </w:rPr>
+              <w:t xml:space="preserve">14,18%</w:t>
+            </w:r>
+          </w:p>
+        </w:tc>
+        <w:tc>
+          <w:tcPr>
+            <w:tcW w:type="dxa" w:w="1625"/>
+            <w:shd w:fill="FFFFFF" w:color="auto" w:val="clear"/>
+            <w:tcMar>
+              <w:top w:type="dxa" w:w="60"/>
+              <w:left w:type="dxa" w:w="110"/>
+              <w:bottom w:type="dxa" w:w="60"/>
+              <w:right w:type="dxa" w:w="110"/>
+            </w:tcMar>
+          </w:tcPr>
+          <w:p>
+            <w:pPr>
+              <w:spacing w:after="50" w:before="50" w:line="240"/>
+              <w:jc w:val="right"/>
+            </w:pPr>
+            <w:r>
+              <w:rPr>
+                <w:rFonts w:ascii="Calibri" w:cs="Calibri" w:eastAsia="Calibri" w:hAnsi="Calibri"/>
+                <w:b w:val="false"/>
+                <w:bCs w:val="false"/>
+                <w:i w:val="false"/>
+                <w:iCs w:val="false"/>
+                <w:color w:val="000000"/>
+                <w:sz w:val="19"/>
+                <w:szCs w:val="19"/>
+              </w:rPr>
+              <w:t xml:space="preserve">€ 6,29</w:t>
+            </w:r>
+          </w:p>
+        </w:tc>
+        <w:tc>
+          <w:tcPr>
+            <w:tcW w:type="dxa" w:w="1625"/>
+            <w:shd w:fill="FFFFFF" w:color="auto" w:val="clear"/>
+            <w:tcMar>
+              <w:top w:type="dxa" w:w="60"/>
+              <w:left w:type="dxa" w:w="110"/>
+              <w:bottom w:type="dxa" w:w="60"/>
+              <w:right w:type="dxa" w:w="110"/>
+            </w:tcMar>
+          </w:tcPr>
+          <w:p>
+            <w:pPr>
+              <w:spacing w:after="50" w:before="50" w:line="240"/>
+              <w:jc w:val="left"/>
+            </w:pPr>
+            <w:r>
+              <w:rPr>
+                <w:rFonts w:ascii="Calibri" w:cs="Calibri" w:eastAsia="Calibri" w:hAnsi="Calibri"/>
+                <w:b w:val="false"/>
+                <w:bCs w:val="false"/>
+                <w:i w:val="false"/>
+                <w:iCs w:val="false"/>
+                <w:color w:val="000000"/>
+                <w:sz w:val="19"/>
+                <w:szCs w:val="19"/>
+              </w:rPr>
+              <w:t xml:space="preserve">segnale di volume</w:t>
+            </w:r>
+          </w:p>
+        </w:tc>
+      </w:tr>
+      <w:tr>
+        <w:trPr>
+          <w:tblHeader w:val="false"/>
+        </w:trPr>
+        <w:tc>
+          <w:tcPr>
+            <w:tcW w:type="dxa" w:w="2526"/>
+            <w:shd w:fill="F2F4F7" w:color="auto" w:val="clear"/>
+            <w:tcMar>
+              <w:top w:type="dxa" w:w="60"/>
+              <w:left w:type="dxa" w:w="110"/>
+              <w:bottom w:type="dxa" w:w="60"/>
+              <w:right w:type="dxa" w:w="110"/>
+            </w:tcMar>
+          </w:tcPr>
+          <w:p>
+            <w:pPr>
+              <w:spacing w:after="50" w:before="50" w:line="240"/>
+              <w:jc w:val="left"/>
+            </w:pPr>
+            <w:r>
+              <w:rPr>
+                <w:rFonts w:ascii="Calibri" w:cs="Calibri" w:eastAsia="Calibri" w:hAnsi="Calibri"/>
+                <w:b w:val="false"/>
+                <w:bCs w:val="false"/>
+                <w:i w:val="false"/>
+                <w:iCs w:val="false"/>
+                <w:color w:val="000000"/>
+                <w:sz w:val="19"/>
+                <w:szCs w:val="19"/>
+              </w:rPr>
+              <w:t xml:space="preserve">Registrazione</w:t>
+            </w:r>
+          </w:p>
+        </w:tc>
+        <w:tc>
+          <w:tcPr>
+            <w:tcW w:type="dxa" w:w="1625"/>
+            <w:shd w:fill="F2F4F7" w:color="auto" w:val="clear"/>
+            <w:tcMar>
+              <w:top w:type="dxa" w:w="60"/>
+              <w:left w:type="dxa" w:w="110"/>
+              <w:bottom w:type="dxa" w:w="60"/>
+              <w:right w:type="dxa" w:w="110"/>
+            </w:tcMar>
+          </w:tcPr>
+          <w:p>
+            <w:pPr>
+              <w:spacing w:after="50" w:before="50" w:line="240"/>
+              <w:jc w:val="right"/>
+            </w:pPr>
+            <w:r>
+              <w:rPr>
+                <w:rFonts w:ascii="Calibri" w:cs="Calibri" w:eastAsia="Calibri" w:hAnsi="Calibri"/>
+                <w:b w:val="false"/>
+                <w:bCs w:val="false"/>
+                <w:i w:val="false"/>
+                <w:iCs w:val="false"/>
+                <w:color w:val="000000"/>
+                <w:sz w:val="19"/>
+                <w:szCs w:val="19"/>
+              </w:rPr>
+              <w:t xml:space="preserve">14,8</w:t>
+            </w:r>
+          </w:p>
+        </w:tc>
+        <w:tc>
+          <w:tcPr>
+            <w:tcW w:type="dxa" w:w="1625"/>
+            <w:shd w:fill="F2F4F7" w:color="auto" w:val="clear"/>
+            <w:tcMar>
+              <w:top w:type="dxa" w:w="60"/>
+              <w:left w:type="dxa" w:w="110"/>
+              <w:bottom w:type="dxa" w:w="60"/>
+              <w:right w:type="dxa" w:w="110"/>
+            </w:tcMar>
+          </w:tcPr>
+          <w:p>
+            <w:pPr>
+              <w:spacing w:after="50" w:before="50" w:line="240"/>
+              <w:jc w:val="right"/>
+            </w:pPr>
+            <w:r>
+              <w:rPr>
+                <w:rFonts w:ascii="Calibri" w:cs="Calibri" w:eastAsia="Calibri" w:hAnsi="Calibri"/>
+                <w:b w:val="false"/>
+                <w:bCs w:val="false"/>
+                <w:i w:val="false"/>
+                <w:iCs w:val="false"/>
+                <w:color w:val="000000"/>
+                <w:sz w:val="19"/>
+                <w:szCs w:val="19"/>
+              </w:rPr>
+              <w:t xml:space="preserve">41,75%</w:t>
+            </w:r>
+          </w:p>
+        </w:tc>
+        <w:tc>
+          <w:tcPr>
+            <w:tcW w:type="dxa" w:w="1625"/>
+            <w:shd w:fill="F2F4F7" w:color="auto" w:val="clear"/>
+            <w:tcMar>
+              <w:top w:type="dxa" w:w="60"/>
+              <w:left w:type="dxa" w:w="110"/>
+              <w:bottom w:type="dxa" w:w="60"/>
+              <w:right w:type="dxa" w:w="110"/>
+            </w:tcMar>
+          </w:tcPr>
+          <w:p>
+            <w:pPr>
+              <w:spacing w:after="50" w:before="50" w:line="240"/>
+              <w:jc w:val="right"/>
+            </w:pPr>
+            <w:r>
+              <w:rPr>
+                <w:rFonts w:ascii="Calibri" w:cs="Calibri" w:eastAsia="Calibri" w:hAnsi="Calibri"/>
+                <w:b w:val="false"/>
+                <w:bCs w:val="false"/>
+                <w:i w:val="false"/>
+                <w:iCs w:val="false"/>
+                <w:color w:val="000000"/>
+                <w:sz w:val="19"/>
+                <w:szCs w:val="19"/>
+              </w:rPr>
+              <w:t xml:space="preserve">€ 18,52</w:t>
+            </w:r>
+          </w:p>
+        </w:tc>
+        <w:tc>
+          <w:tcPr>
+            <w:tcW w:type="dxa" w:w="1625"/>
+            <w:shd w:fill="F2F4F7" w:color="auto" w:val="clear"/>
+            <w:tcMar>
+              <w:top w:type="dxa" w:w="60"/>
+              <w:left w:type="dxa" w:w="110"/>
+              <w:bottom w:type="dxa" w:w="60"/>
+              <w:right w:type="dxa" w:w="110"/>
+            </w:tcMar>
+          </w:tcPr>
+          <w:p>
+            <w:pPr>
+              <w:spacing w:after="50" w:before="50" w:line="240"/>
+              <w:jc w:val="left"/>
+            </w:pPr>
+            <w:r>
+              <w:rPr>
+                <w:rFonts w:ascii="Calibri" w:cs="Calibri" w:eastAsia="Calibri" w:hAnsi="Calibri"/>
+                <w:b w:val="false"/>
+                <w:bCs w:val="false"/>
+                <w:i w:val="false"/>
+                <w:iCs w:val="false"/>
+                <w:color w:val="000000"/>
+                <w:sz w:val="19"/>
+                <w:szCs w:val="19"/>
+              </w:rPr>
+              <w:t xml:space="preserve">segnale intermedio</w:t>
+            </w:r>
+          </w:p>
+        </w:tc>
+      </w:tr>
+      <w:tr>
+        <w:trPr>
+          <w:tblHeader w:val="false"/>
+        </w:trPr>
+        <w:tc>
+          <w:tcPr>
+            <w:tcW w:type="dxa" w:w="2526"/>
+            <w:shd w:fill="FFFFFF" w:color="auto" w:val="clear"/>
+            <w:tcMar>
+              <w:top w:type="dxa" w:w="60"/>
+              <w:left w:type="dxa" w:w="110"/>
+              <w:bottom w:type="dxa" w:w="60"/>
+              <w:right w:type="dxa" w:w="110"/>
+            </w:tcMar>
+          </w:tcPr>
+          <w:p>
+            <w:pPr>
+              <w:spacing w:after="50" w:before="50" w:line="240"/>
+              <w:jc w:val="left"/>
+            </w:pPr>
+            <w:r>
+              <w:rPr>
+                <w:rFonts w:ascii="Calibri" w:cs="Calibri" w:eastAsia="Calibri" w:hAnsi="Calibri"/>
+                <w:b/>
+                <w:bCs/>
+                <w:i w:val="false"/>
+                <w:iCs w:val="false"/>
+                <w:color w:val="000000"/>
+                <w:sz w:val="19"/>
+                <w:szCs w:val="19"/>
+              </w:rPr>
+              <w:t xml:space="preserve">Prenotazione</w:t>
+            </w:r>
+          </w:p>
+        </w:tc>
+        <w:tc>
+          <w:tcPr>
+            <w:tcW w:type="dxa" w:w="1625"/>
+            <w:shd w:fill="FFFFFF" w:color="auto" w:val="clear"/>
+            <w:tcMar>
+              <w:top w:type="dxa" w:w="60"/>
+              <w:left w:type="dxa" w:w="110"/>
+              <w:bottom w:type="dxa" w:w="60"/>
+              <w:right w:type="dxa" w:w="110"/>
+            </w:tcMar>
+          </w:tcPr>
+          <w:p>
+            <w:pPr>
+              <w:spacing w:after="50" w:before="50" w:line="240"/>
+              <w:jc w:val="right"/>
+            </w:pPr>
+            <w:r>
+              <w:rPr>
+                <w:rFonts w:ascii="Calibri" w:cs="Calibri" w:eastAsia="Calibri" w:hAnsi="Calibri"/>
+                <w:b/>
+                <w:bCs/>
+                <w:i w:val="false"/>
+                <w:iCs w:val="false"/>
+                <w:color w:val="C00000"/>
+                <w:sz w:val="19"/>
+                <w:szCs w:val="19"/>
+              </w:rPr>
+              <w:t xml:space="preserve">6,2</w:t>
+            </w:r>
+          </w:p>
+        </w:tc>
+        <w:tc>
+          <w:tcPr>
+            <w:tcW w:type="dxa" w:w="1625"/>
+            <w:shd w:fill="FFFFFF" w:color="auto" w:val="clear"/>
+            <w:tcMar>
+              <w:top w:type="dxa" w:w="60"/>
+              <w:left w:type="dxa" w:w="110"/>
+              <w:bottom w:type="dxa" w:w="60"/>
+              <w:right w:type="dxa" w:w="110"/>
+            </w:tcMar>
+          </w:tcPr>
+          <w:p>
+            <w:pPr>
+              <w:spacing w:after="50" w:before="50" w:line="240"/>
+              <w:jc w:val="right"/>
+            </w:pPr>
+            <w:r>
+              <w:rPr>
+                <w:rFonts w:ascii="Calibri" w:cs="Calibri" w:eastAsia="Calibri" w:hAnsi="Calibri"/>
+                <w:b w:val="false"/>
+                <w:bCs w:val="false"/>
+                <w:i w:val="false"/>
+                <w:iCs w:val="false"/>
+                <w:color w:val="000000"/>
+                <w:sz w:val="19"/>
+                <w:szCs w:val="19"/>
+              </w:rPr>
+              <w:t xml:space="preserve">100%</w:t>
+            </w:r>
+          </w:p>
+        </w:tc>
+        <w:tc>
+          <w:tcPr>
+            <w:tcW w:type="dxa" w:w="1625"/>
+            <w:shd w:fill="FFFFFF" w:color="auto" w:val="clear"/>
+            <w:tcMar>
+              <w:top w:type="dxa" w:w="60"/>
+              <w:left w:type="dxa" w:w="110"/>
+              <w:bottom w:type="dxa" w:w="60"/>
+              <w:right w:type="dxa" w:w="110"/>
+            </w:tcMar>
+          </w:tcPr>
+          <w:p>
+            <w:pPr>
+              <w:spacing w:after="50" w:before="50" w:line="240"/>
+              <w:jc w:val="right"/>
+            </w:pPr>
+            <w:r>
+              <w:rPr>
+                <w:rFonts w:ascii="Calibri" w:cs="Calibri" w:eastAsia="Calibri" w:hAnsi="Calibri"/>
+                <w:b/>
+                <w:bCs/>
+                <w:i w:val="false"/>
+                <w:iCs w:val="false"/>
+                <w:color w:val="000000"/>
+                <w:sz w:val="19"/>
+                <w:szCs w:val="19"/>
+              </w:rPr>
+              <w:t xml:space="preserve">€ 44,36</w:t>
+            </w:r>
+          </w:p>
+        </w:tc>
+        <w:tc>
+          <w:tcPr>
+            <w:tcW w:type="dxa" w:w="1625"/>
+            <w:shd w:fill="FFFFFF" w:color="auto" w:val="clear"/>
+            <w:tcMar>
+              <w:top w:type="dxa" w:w="60"/>
+              <w:left w:type="dxa" w:w="110"/>
+              <w:bottom w:type="dxa" w:w="60"/>
+              <w:right w:type="dxa" w:w="110"/>
+            </w:tcMar>
+          </w:tcPr>
+          <w:p>
+            <w:pPr>
+              <w:spacing w:after="50" w:before="50" w:line="240"/>
+              <w:jc w:val="left"/>
+            </w:pPr>
+            <w:r>
+              <w:rPr>
+                <w:rFonts w:ascii="Calibri" w:cs="Calibri" w:eastAsia="Calibri" w:hAnsi="Calibri"/>
+                <w:b w:val="false"/>
+                <w:bCs w:val="false"/>
+                <w:i w:val="false"/>
+                <w:iCs w:val="false"/>
+                <w:color w:val="000000"/>
+                <w:sz w:val="19"/>
+                <w:szCs w:val="19"/>
+              </w:rPr>
+              <w:t xml:space="preserve">verità economica</w:t>
+            </w:r>
+          </w:p>
+        </w:tc>
+      </w:tr>
+    </w:tbl>
+    <w:p>
+      <w:pPr>
+        <w:spacing w:after="160"/>
+      </w:pPr>
+      <w:r>
+        <w:rPr>
+          <w:rFonts w:ascii="Calibri" w:cs="Calibri" w:eastAsia="Calibri" w:hAnsi="Calibri"/>
+          <w:b w:val="false"/>
+          <w:bCs w:val="false"/>
+          <w:i w:val="false"/>
+          <w:iCs w:val="false"/>
+          <w:color w:val="000000"/>
+          <w:sz w:val="20"/>
+          <w:szCs w:val="20"/>
+        </w:rPr>
+        <w:t xml:space="preserve"/>
+      </w:r>
+    </w:p>
+    <w:p>
+      <w:pPr>
+        <w:spacing w:after="120" w:before="0" w:line="264"/>
+      </w:pPr>
+      <w:r>
+        <w:rPr>
+          <w:rFonts w:ascii="Calibri" w:cs="Calibri" w:eastAsia="Calibri" w:hAnsi="Calibri"/>
+          <w:b/>
+          <w:bCs/>
+          <w:i w:val="false"/>
+          <w:iCs w:val="false"/>
+          <w:color w:val="000000"/>
+          <w:sz w:val="20"/>
+          <w:szCs w:val="20"/>
+        </w:rPr>
+        <w:t xml:space="preserve">Con la scala il segnale valorizzato passa da 6,2 a 43,7 eventi al giorno: sette volte tanto.</w:t>
+      </w:r>
+      <w:r>
+        <w:rPr>
+          <w:rFonts w:ascii="Calibri" w:cs="Calibri" w:eastAsia="Calibri" w:hAnsi="Calibri"/>
+          <w:b w:val="false"/>
+          <w:bCs w:val="false"/>
+          <w:i w:val="false"/>
+          <w:iCs w:val="false"/>
+          <w:color w:val="000000"/>
+          <w:sz w:val="20"/>
+          <w:szCs w:val="20"/>
+        </w:rPr>
+        <w:t xml:space="preserve"> La regola per non falsare i conti è una sola: </w:t>
+      </w:r>
+      <w:r>
+        <w:rPr>
+          <w:rFonts w:ascii="Calibri" w:cs="Calibri" w:eastAsia="Calibri" w:hAnsi="Calibri"/>
+          <w:b/>
+          <w:bCs/>
+          <w:i w:val="false"/>
+          <w:iCs w:val="false"/>
+          <w:color w:val="000000"/>
+          <w:sz w:val="20"/>
+          <w:szCs w:val="20"/>
+        </w:rPr>
+        <w:t xml:space="preserve">una sola azione primaria per campagna</w:t>
+      </w:r>
+      <w:r>
+        <w:rPr>
+          <w:rFonts w:ascii="Calibri" w:cs="Calibri" w:eastAsia="Calibri" w:hAnsi="Calibri"/>
+          <w:b w:val="false"/>
+          <w:bCs w:val="false"/>
+          <w:i w:val="false"/>
+          <w:iCs w:val="false"/>
+          <w:color w:val="000000"/>
+          <w:sz w:val="20"/>
+          <w:szCs w:val="20"/>
+        </w:rPr>
+        <w:t xml:space="preserve">, scelta come la più profonda che abbia volume sufficiente — prenotazione sulle campagne grandi come Italia Ambulanza, preventivo su quelle piccole — e tutte le altre impostate come secondarie, di sola osservazione.</w:t>
+      </w:r>
+    </w:p>
+    <w:p>
+      <w:pPr>
+        <w:pBdr>
+          <w:left w:val="single" w:color="2E5C8A" w:sz="18" w:space="10"/>
+        </w:pBdr>
+        <w:shd w:fill="F2F4F7" w:color="auto" w:val="clear"/>
+        <w:spacing w:after="200" w:before="160" w:line="264"/>
+        <w:ind w:left="340" w:right="200"/>
+      </w:pPr>
+      <w:r>
+        <w:rPr>
+          <w:rFonts w:ascii="Calibri" w:cs="Calibri" w:eastAsia="Calibri" w:hAnsi="Calibri"/>
+          <w:b w:val="false"/>
+          <w:bCs w:val="false"/>
+          <w:i w:val="false"/>
+          <w:iCs w:val="false"/>
+          <w:color w:val="1F3864"/>
+          <w:sz w:val="20"/>
+          <w:szCs w:val="20"/>
+        </w:rPr>
+        <w:t xml:space="preserve">In sintesi: il valore che state passando è quello giusto, e passare al GMV sarebbe un errore. Va reso netto delle cancellazioni, affiancato dal GMV in sola lettura, e soprattutto va accompagnato da una scala di valori sugli eventi intermedi — perché il limite oggi non è la scelta della metrica, è che le conversioni a valore sono 1,4 al giorno.</w:t>
+      </w:r>
+    </w:p>
+    <w:p>
+      <w:pPr>
         <w:spacing w:after="120" w:before="0" w:line="264"/>
       </w:pPr>
       <w:r>
@@ -27673,7 +30238,7 @@
                 <w:sz w:val="19"/>
                 <w:szCs w:val="19"/>
               </w:rPr>
-              <w:t xml:space="preserve">ogni 2 settimane</w:t>
+              <w:t xml:space="preserve">1–15 settembre</w:t>
             </w:r>
           </w:p>
         </w:tc>
@@ -27696,15 +30261,15 @@
             <w:r>
               <w:rPr>
                 <w:rFonts w:ascii="Calibri" w:cs="Calibri" w:eastAsia="Calibri" w:hAnsi="Calibri"/>
-                <w:b w:val="false"/>
-                <w:bCs w:val="false"/>
-                <w:i w:val="false"/>
-                <w:iCs w:val="false"/>
-                <w:color w:val="000000"/>
-                <w:sz w:val="19"/>
-                <w:szCs w:val="19"/>
-              </w:rPr>
-              <w:t xml:space="preserve">Chiusura del ciclo di test landing e avvio del successivo dal backlog</w:t>
+                <w:b/>
+                <w:bCs/>
+                <w:i w:val="false"/>
+                <w:iCs w:val="false"/>
+                <w:color w:val="000000"/>
+                <w:sz w:val="19"/>
+                <w:szCs w:val="19"/>
+              </w:rPr>
+              <w:t xml:space="preserve">Fee netta delle cancellazioni, GMV come azione secondaria, scala di valori sugli eventi intermedi</w:t>
             </w:r>
           </w:p>
         </w:tc>
@@ -27735,7 +30300,7 @@
                 <w:sz w:val="19"/>
                 <w:szCs w:val="19"/>
               </w:rPr>
-              <w:t xml:space="preserve">CRO</w:t>
+              <w:t xml:space="preserve">Tracciamento</w:t>
             </w:r>
           </w:p>
         </w:tc>
@@ -27771,7 +30336,7 @@
                 <w:sz w:val="19"/>
                 <w:szCs w:val="19"/>
               </w:rPr>
-              <w:t xml:space="preserve">ogni settimana</w:t>
+              <w:t xml:space="preserve">ogni 2 settimane</w:t>
             </w:r>
           </w:p>
         </w:tc>
@@ -27802,7 +30367,7 @@
                 <w:sz w:val="19"/>
                 <w:szCs w:val="19"/>
               </w:rPr>
-              <w:t xml:space="preserve">Quattro invii email, uno per cluster, con test sull'oggetto</w:t>
+              <w:t xml:space="preserve">Chiusura del ciclo di test landing e avvio del successivo dal backlog</w:t>
             </w:r>
           </w:p>
         </w:tc>
@@ -27833,7 +30398,7 @@
                 <w:sz w:val="19"/>
                 <w:szCs w:val="19"/>
               </w:rPr>
-              <w:t xml:space="preserve">CRM</w:t>
+              <w:t xml:space="preserve">CRO</w:t>
             </w:r>
           </w:p>
         </w:tc>
@@ -27869,7 +30434,7 @@
                 <w:sz w:val="19"/>
                 <w:szCs w:val="19"/>
               </w:rPr>
-              <w:t xml:space="preserve">entro 15 settembre</w:t>
+              <w:t xml:space="preserve">ogni settimana</w:t>
             </w:r>
           </w:p>
         </w:tc>
@@ -27892,15 +30457,15 @@
             <w:r>
               <w:rPr>
                 <w:rFonts w:ascii="Calibri" w:cs="Calibri" w:eastAsia="Calibri" w:hAnsi="Calibri"/>
-                <w:b/>
-                <w:bCs/>
-                <w:i w:val="false"/>
-                <w:iCs w:val="false"/>
-                <w:color w:val="000000"/>
-                <w:sz w:val="19"/>
-                <w:szCs w:val="19"/>
-              </w:rPr>
-              <w:t xml:space="preserve">Decisione sul take rate</w:t>
+                <w:b w:val="false"/>
+                <w:bCs w:val="false"/>
+                <w:i w:val="false"/>
+                <w:iCs w:val="false"/>
+                <w:color w:val="000000"/>
+                <w:sz w:val="19"/>
+                <w:szCs w:val="19"/>
+              </w:rPr>
+              <w:t xml:space="preserve">Quattro invii email, uno per cluster, con test sull'oggetto</w:t>
             </w:r>
           </w:p>
         </w:tc>
@@ -27923,15 +30488,15 @@
             <w:r>
               <w:rPr>
                 <w:rFonts w:ascii="Calibri" w:cs="Calibri" w:eastAsia="Calibri" w:hAnsi="Calibri"/>
-                <w:b/>
-                <w:bCs/>
-                <w:i w:val="false"/>
-                <w:iCs w:val="false"/>
-                <w:color w:val="000000"/>
-                <w:sz w:val="19"/>
-                <w:szCs w:val="19"/>
-              </w:rPr>
-              <w:t xml:space="preserve">Direzione commerciale</w:t>
+                <w:b w:val="false"/>
+                <w:bCs w:val="false"/>
+                <w:i w:val="false"/>
+                <w:iCs w:val="false"/>
+                <w:color w:val="000000"/>
+                <w:sz w:val="19"/>
+                <w:szCs w:val="19"/>
+              </w:rPr>
+              <w:t xml:space="preserve">CRM</w:t>
             </w:r>
           </w:p>
         </w:tc>
@@ -27967,7 +30532,7 @@
                 <w:sz w:val="19"/>
                 <w:szCs w:val="19"/>
               </w:rPr>
-              <w:t xml:space="preserve">16 settembre</w:t>
+              <w:t xml:space="preserve">entro 15 settembre</w:t>
             </w:r>
           </w:p>
         </w:tc>
@@ -27990,15 +30555,15 @@
             <w:r>
               <w:rPr>
                 <w:rFonts w:ascii="Calibri" w:cs="Calibri" w:eastAsia="Calibri" w:hAnsi="Calibri"/>
-                <w:b w:val="false"/>
-                <w:bCs w:val="false"/>
-                <w:i w:val="false"/>
-                <w:iCs w:val="false"/>
-                <w:color w:val="000000"/>
-                <w:sz w:val="19"/>
-                <w:szCs w:val="19"/>
-              </w:rPr>
-              <w:t xml:space="preserve">Gate F2 · Italia Ambulanza € 60 → € 90 in due step</w:t>
+                <w:b/>
+                <w:bCs/>
+                <w:i w:val="false"/>
+                <w:iCs w:val="false"/>
+                <w:color w:val="000000"/>
+                <w:sz w:val="19"/>
+                <w:szCs w:val="19"/>
+              </w:rPr>
+              <w:t xml:space="preserve">Decisione sul take rate</w:t>
             </w:r>
           </w:p>
         </w:tc>
@@ -28021,15 +30586,15 @@
             <w:r>
               <w:rPr>
                 <w:rFonts w:ascii="Calibri" w:cs="Calibri" w:eastAsia="Calibri" w:hAnsi="Calibri"/>
-                <w:b w:val="false"/>
-                <w:bCs w:val="false"/>
-                <w:i w:val="false"/>
-                <w:iCs w:val="false"/>
-                <w:color w:val="000000"/>
-                <w:sz w:val="19"/>
-                <w:szCs w:val="19"/>
-              </w:rPr>
-              <w:t xml:space="preserve">Direzione / campagne</w:t>
+                <w:b/>
+                <w:bCs/>
+                <w:i w:val="false"/>
+                <w:iCs w:val="false"/>
+                <w:color w:val="000000"/>
+                <w:sz w:val="19"/>
+                <w:szCs w:val="19"/>
+              </w:rPr>
+              <w:t xml:space="preserve">Direzione commerciale</w:t>
             </w:r>
           </w:p>
         </w:tc>
@@ -28065,7 +30630,7 @@
                 <w:sz w:val="19"/>
                 <w:szCs w:val="19"/>
               </w:rPr>
-              <w:t xml:space="preserve">1 ottobre</w:t>
+              <w:t xml:space="preserve">16 settembre</w:t>
             </w:r>
           </w:p>
         </w:tc>
@@ -28096,7 +30661,7 @@
                 <w:sz w:val="19"/>
                 <w:szCs w:val="19"/>
               </w:rPr>
-              <w:t xml:space="preserve">Gate F3 · budget fermo tutto il mese; test lunga percorrenza € 30/gg</w:t>
+              <w:t xml:space="preserve">Gate F2 · Italia Ambulanza € 60 → € 90 in due step</w:t>
             </w:r>
           </w:p>
         </w:tc>
@@ -28163,7 +30728,7 @@
                 <w:sz w:val="19"/>
                 <w:szCs w:val="19"/>
               </w:rPr>
-              <w:t xml:space="preserve">1 novembre</w:t>
+              <w:t xml:space="preserve">1 ottobre</w:t>
             </w:r>
           </w:p>
         </w:tc>
@@ -28194,7 +30759,7 @@
                 <w:sz w:val="19"/>
                 <w:szCs w:val="19"/>
               </w:rPr>
-              <w:t xml:space="preserve">Gate F4 · budget € 225 → € 300 in tre step settimanali</w:t>
+              <w:t xml:space="preserve">Gate F3 · budget fermo tutto il mese; test lunga percorrenza € 30/gg</w:t>
             </w:r>
           </w:p>
         </w:tc>
@@ -28261,7 +30826,7 @@
                 <w:sz w:val="19"/>
                 <w:szCs w:val="19"/>
               </w:rPr>
-              <w:t xml:space="preserve">1 dicembre</w:t>
+              <w:t xml:space="preserve">1 novembre</w:t>
             </w:r>
           </w:p>
         </w:tc>
@@ -28292,7 +30857,7 @@
                 <w:sz w:val="19"/>
                 <w:szCs w:val="19"/>
               </w:rPr>
-              <w:t xml:space="preserve">Gate F5 · budget € 300 → € 380</w:t>
+              <w:t xml:space="preserve">Gate F4 · budget € 225 → € 300 in tre step settimanali</w:t>
             </w:r>
           </w:p>
         </w:tc>
@@ -28359,7 +30924,7 @@
                 <w:sz w:val="19"/>
                 <w:szCs w:val="19"/>
               </w:rPr>
-              <w:t xml:space="preserve">31 dicembre</w:t>
+              <w:t xml:space="preserve">1 dicembre</w:t>
             </w:r>
           </w:p>
         </w:tc>
@@ -28390,7 +30955,7 @@
                 <w:sz w:val="19"/>
                 <w:szCs w:val="19"/>
               </w:rPr>
-              <w:t xml:space="preserve">Consuntivo e piano 2027 sul ticket, non sul budget</w:t>
+              <w:t xml:space="preserve">Gate F5 · budget € 300 → € 380</w:t>
             </w:r>
           </w:p>
         </w:tc>
@@ -28421,7 +30986,7 @@
                 <w:sz w:val="19"/>
                 <w:szCs w:val="19"/>
               </w:rPr>
-              <w:t xml:space="preserve">Direzione</w:t>
+              <w:t xml:space="preserve">Direzione / campagne</w:t>
             </w:r>
           </w:p>
         </w:tc>
@@ -28457,7 +31022,7 @@
                 <w:sz w:val="19"/>
                 <w:szCs w:val="19"/>
               </w:rPr>
-              <w:t xml:space="preserve">ogni lunedì</w:t>
+              <w:t xml:space="preserve">31 dicembre</w:t>
             </w:r>
           </w:p>
         </w:tc>
@@ -28488,7 +31053,7 @@
                 <w:sz w:val="19"/>
                 <w:szCs w:val="19"/>
               </w:rPr>
-              <w:t xml:space="preserve">Verifica dei sette KPI e delle soglie</w:t>
+              <w:t xml:space="preserve">Consuntivo e piano 2027 sul ticket, non sul budget</w:t>
             </w:r>
           </w:p>
         </w:tc>
@@ -28496,6 +31061,104 @@
           <w:tcPr>
             <w:tcW w:type="dxa" w:w="2527"/>
             <w:shd w:fill="F2F4F7" w:color="auto" w:val="clear"/>
+            <w:tcMar>
+              <w:top w:type="dxa" w:w="60"/>
+              <w:left w:type="dxa" w:w="110"/>
+              <w:bottom w:type="dxa" w:w="60"/>
+              <w:right w:type="dxa" w:w="110"/>
+            </w:tcMar>
+          </w:tcPr>
+          <w:p>
+            <w:pPr>
+              <w:spacing w:after="50" w:before="50" w:line="240"/>
+              <w:jc w:val="left"/>
+            </w:pPr>
+            <w:r>
+              <w:rPr>
+                <w:rFonts w:ascii="Calibri" w:cs="Calibri" w:eastAsia="Calibri" w:hAnsi="Calibri"/>
+                <w:b w:val="false"/>
+                <w:bCs w:val="false"/>
+                <w:i w:val="false"/>
+                <w:iCs w:val="false"/>
+                <w:color w:val="000000"/>
+                <w:sz w:val="19"/>
+                <w:szCs w:val="19"/>
+              </w:rPr>
+              <w:t xml:space="preserve">Direzione</w:t>
+            </w:r>
+          </w:p>
+        </w:tc>
+      </w:tr>
+      <w:tr>
+        <w:trPr>
+          <w:tblHeader w:val="false"/>
+        </w:trPr>
+        <w:tc>
+          <w:tcPr>
+            <w:tcW w:type="dxa" w:w="1444"/>
+            <w:shd w:fill="FFFFFF" w:color="auto" w:val="clear"/>
+            <w:tcMar>
+              <w:top w:type="dxa" w:w="60"/>
+              <w:left w:type="dxa" w:w="110"/>
+              <w:bottom w:type="dxa" w:w="60"/>
+              <w:right w:type="dxa" w:w="110"/>
+            </w:tcMar>
+          </w:tcPr>
+          <w:p>
+            <w:pPr>
+              <w:spacing w:after="50" w:before="50" w:line="240"/>
+              <w:jc w:val="left"/>
+            </w:pPr>
+            <w:r>
+              <w:rPr>
+                <w:rFonts w:ascii="Calibri" w:cs="Calibri" w:eastAsia="Calibri" w:hAnsi="Calibri"/>
+                <w:b/>
+                <w:bCs/>
+                <w:i w:val="false"/>
+                <w:iCs w:val="false"/>
+                <w:color w:val="000000"/>
+                <w:sz w:val="19"/>
+                <w:szCs w:val="19"/>
+              </w:rPr>
+              <w:t xml:space="preserve">ogni lunedì</w:t>
+            </w:r>
+          </w:p>
+        </w:tc>
+        <w:tc>
+          <w:tcPr>
+            <w:tcW w:type="dxa" w:w="5055"/>
+            <w:shd w:fill="FFFFFF" w:color="auto" w:val="clear"/>
+            <w:tcMar>
+              <w:top w:type="dxa" w:w="60"/>
+              <w:left w:type="dxa" w:w="110"/>
+              <w:bottom w:type="dxa" w:w="60"/>
+              <w:right w:type="dxa" w:w="110"/>
+            </w:tcMar>
+          </w:tcPr>
+          <w:p>
+            <w:pPr>
+              <w:spacing w:after="50" w:before="50" w:line="240"/>
+              <w:jc w:val="left"/>
+            </w:pPr>
+            <w:r>
+              <w:rPr>
+                <w:rFonts w:ascii="Calibri" w:cs="Calibri" w:eastAsia="Calibri" w:hAnsi="Calibri"/>
+                <w:b w:val="false"/>
+                <w:bCs w:val="false"/>
+                <w:i w:val="false"/>
+                <w:iCs w:val="false"/>
+                <w:color w:val="000000"/>
+                <w:sz w:val="19"/>
+                <w:szCs w:val="19"/>
+              </w:rPr>
+              <w:t xml:space="preserve">Verifica dei sette KPI e delle soglie</w:t>
+            </w:r>
+          </w:p>
+        </w:tc>
+        <w:tc>
+          <w:tcPr>
+            <w:tcW w:type="dxa" w:w="2527"/>
+            <w:shd w:fill="FFFFFF" w:color="auto" w:val="clear"/>
             <w:tcMar>
               <w:top w:type="dxa" w:w="60"/>
               <w:left w:type="dxa" w:w="110"/>
